--- a/lessons/9-4/downloads/reveal/teacher/9.4-homework-packet.docx
+++ b/lessons/9-4/downloads/reveal/teacher/9.4-homework-packet.docx
@@ -15,10 +15,28 @@
         <w:rPr>
           <w:rFonts w:ascii="Avenir Next" w:hAnsi="Avenir Next" w:cs="Avenir Next" w:eastAsia="Avenir Next"/>
           <w:color w:val="1A1A1A"/>
+          <w:sz w:val="22"/>
+          <w:szCs w:val="20"/>
+        </w:rPr>
+        <w:t xml:space="preserve">Name</w:t>
+      </w:r>
+      <w:r>
+        <w:rPr>
+          <w:rFonts w:ascii="Avenir Next" w:hAnsi="Avenir Next" w:cs="Avenir Next" w:eastAsia="Avenir Next"/>
+          <w:color w:val="1A1A1A"/>
           <w:sz w:val="20"/>
           <w:szCs w:val="20"/>
         </w:rPr>
-        <w:t xml:space="preserve">Name</w:t>
+        <w:tab/>
+      </w:r>
+      <w:r>
+        <w:rPr>
+          <w:rFonts w:ascii="Avenir Next" w:hAnsi="Avenir Next" w:cs="Avenir Next" w:eastAsia="Avenir Next"/>
+          <w:color w:val="1A1A1A"/>
+          <w:sz w:val="22"/>
+          <w:szCs w:val="20"/>
+        </w:rPr>
+        <w:t xml:space="preserve">   Date</w:t>
       </w:r>
       <w:r>
         <w:rPr>
@@ -33,25 +51,7 @@
         <w:rPr>
           <w:rFonts w:ascii="Avenir Next" w:hAnsi="Avenir Next" w:cs="Avenir Next" w:eastAsia="Avenir Next"/>
           <w:color w:val="1A1A1A"/>
-          <w:sz w:val="20"/>
-          <w:szCs w:val="20"/>
-        </w:rPr>
-        <w:t xml:space="preserve">   Date</w:t>
-      </w:r>
-      <w:r>
-        <w:rPr>
-          <w:rFonts w:ascii="Avenir Next" w:hAnsi="Avenir Next" w:cs="Avenir Next" w:eastAsia="Avenir Next"/>
-          <w:color w:val="1A1A1A"/>
-          <w:sz w:val="20"/>
-          <w:szCs w:val="20"/>
-        </w:rPr>
-        <w:tab/>
-      </w:r>
-      <w:r>
-        <w:rPr>
-          <w:rFonts w:ascii="Avenir Next" w:hAnsi="Avenir Next" w:cs="Avenir Next" w:eastAsia="Avenir Next"/>
-          <w:color w:val="1A1A1A"/>
-          <w:sz w:val="20"/>
+          <w:sz w:val="22"/>
           <w:szCs w:val="20"/>
         </w:rPr>
         <w:t xml:space="preserve">   Period</w:t>
@@ -78,7 +78,7 @@
           <w:caps/>
           <w:color w:val="003A70"/>
           <w:spacing w:val="12"/>
-          <w:sz w:val="19"/>
+          <w:sz w:val="22"/>
           <w:szCs w:val="19"/>
         </w:rPr>
         <w:t xml:space="preserve">Lesson 9-4  ·  Homework Packet  ·  Sheet 1 of 2</w:t>
@@ -86,6 +86,7 @@
     </w:p>
     <w:p>
       <w:pPr>
+        <w:pStyle w:val="Heading1"/>
         <w:keepNext/>
         <w:spacing w:before="0" w:after="0" w:line="240" w:lineRule="auto"/>
       </w:pPr>
@@ -111,7 +112,7 @@
         <w:rPr>
           <w:rFonts w:ascii="Avenir Next" w:hAnsi="Avenir Next" w:cs="Avenir Next" w:eastAsia="Avenir Next"/>
           <w:color w:val="5A5F66"/>
-          <w:sz w:val="17"/>
+          <w:sz w:val="22"/>
           <w:szCs w:val="17"/>
         </w:rPr>
         <w:t xml:space="preserve">Maryland Standard 6.EE.C.9   ·   Learning target — I can substitute a value into an equation to find the matching output.</w:t>
@@ -158,6 +159,7 @@
           </w:tcPr>
           <w:p>
             <w:pPr>
+              <w:pStyle w:val="Heading2"/>
               <w:spacing w:before="0" w:after="0" w:line="240" w:lineRule="auto"/>
             </w:pPr>
             <w:r>
@@ -185,63 +187,63 @@
                 <w:rFonts w:ascii="Avenir Next" w:hAnsi="Avenir Next" w:cs="Avenir Next" w:eastAsia="Avenir Next"/>
                 <w:b/>
                 <w:color w:val="003A70"/>
+                <w:sz w:val="22"/>
+                <w:szCs w:val="18"/>
+              </w:rPr>
+              <w:t xml:space="preserve">•</w:t>
+            </w:r>
+            <w:r>
+              <w:rPr>
+                <w:rFonts w:ascii="Avenir Next" w:hAnsi="Avenir Next" w:cs="Avenir Next" w:eastAsia="Avenir Next"/>
+                <w:color w:val="1A1A1A"/>
                 <w:sz w:val="18"/>
                 <w:szCs w:val="18"/>
               </w:rPr>
-              <w:t xml:space="preserve">•</w:t>
-            </w:r>
-            <w:r>
-              <w:rPr>
-                <w:rFonts w:ascii="Avenir Next" w:hAnsi="Avenir Next" w:cs="Avenir Next" w:eastAsia="Avenir Next"/>
-                <w:color w:val="1A1A1A"/>
-                <w:sz w:val="18"/>
+              <w:tab/>
+            </w:r>
+            <w:r>
+              <w:rPr>
+                <w:rFonts w:ascii="Avenir Next" w:hAnsi="Avenir Next" w:cs="Avenir Next" w:eastAsia="Avenir Next"/>
+                <w:color w:val="1A1A1A"/>
+                <w:sz w:val="22"/>
                 <w:szCs w:val="18"/>
               </w:rPr>
-              <w:tab/>
-            </w:r>
-            <w:r>
-              <w:rPr>
-                <w:rFonts w:ascii="Avenir Next" w:hAnsi="Avenir Next" w:cs="Avenir Next" w:eastAsia="Avenir Next"/>
-                <w:color w:val="1A1A1A"/>
-                <w:sz w:val="18"/>
+              <w:t xml:space="preserve">To find the output, </w:t>
+            </w:r>
+            <w:r>
+              <w:rPr>
+                <w:rFonts w:ascii="Avenir Next" w:hAnsi="Avenir Next" w:cs="Avenir Next" w:eastAsia="Avenir Next"/>
+                <w:b/>
+                <w:color w:val="1A1A1A"/>
+                <w:sz w:val="22"/>
                 <w:szCs w:val="18"/>
               </w:rPr>
-              <w:t xml:space="preserve">To find the output, </w:t>
-            </w:r>
-            <w:r>
-              <w:rPr>
-                <w:rFonts w:ascii="Avenir Next" w:hAnsi="Avenir Next" w:cs="Avenir Next" w:eastAsia="Avenir Next"/>
-                <w:b/>
-                <w:color w:val="1A1A1A"/>
-                <w:sz w:val="18"/>
+              <w:t xml:space="preserve">substitute</w:t>
+            </w:r>
+            <w:r>
+              <w:rPr>
+                <w:rFonts w:ascii="Avenir Next" w:hAnsi="Avenir Next" w:cs="Avenir Next" w:eastAsia="Avenir Next"/>
+                <w:color w:val="1A1A1A"/>
+                <w:sz w:val="22"/>
                 <w:szCs w:val="18"/>
               </w:rPr>
-              <w:t xml:space="preserve">substitute</w:t>
-            </w:r>
-            <w:r>
-              <w:rPr>
-                <w:rFonts w:ascii="Avenir Next" w:hAnsi="Avenir Next" w:cs="Avenir Next" w:eastAsia="Avenir Next"/>
-                <w:color w:val="1A1A1A"/>
-                <w:sz w:val="18"/>
+              <w:t xml:space="preserve"> the input for </w:t>
+            </w:r>
+            <w:r>
+              <w:rPr>
+                <w:rFonts w:ascii="Avenir Next" w:hAnsi="Avenir Next" w:cs="Avenir Next" w:eastAsia="Avenir Next"/>
+                <w:i/>
+                <w:color w:val="1A1A1A"/>
+                <w:sz w:val="22"/>
                 <w:szCs w:val="18"/>
               </w:rPr>
-              <w:t xml:space="preserve"> the input for </w:t>
-            </w:r>
-            <w:r>
-              <w:rPr>
-                <w:rFonts w:ascii="Avenir Next" w:hAnsi="Avenir Next" w:cs="Avenir Next" w:eastAsia="Avenir Next"/>
-                <w:i/>
-                <w:color w:val="1A1A1A"/>
-                <w:sz w:val="18"/>
-                <w:szCs w:val="18"/>
-              </w:rPr>
               <w:t xml:space="preserve">x</w:t>
             </w:r>
             <w:r>
               <w:rPr>
                 <w:rFonts w:ascii="Avenir Next" w:hAnsi="Avenir Next" w:cs="Avenir Next" w:eastAsia="Avenir Next"/>
                 <w:color w:val="1A1A1A"/>
-                <w:sz w:val="18"/>
+                <w:sz w:val="22"/>
                 <w:szCs w:val="18"/>
               </w:rPr>
               <w:t xml:space="preserve">.</w:t>
@@ -260,44 +262,44 @@
                 <w:rFonts w:ascii="Avenir Next" w:hAnsi="Avenir Next" w:cs="Avenir Next" w:eastAsia="Avenir Next"/>
                 <w:b/>
                 <w:color w:val="003A70"/>
+                <w:sz w:val="22"/>
+                <w:szCs w:val="18"/>
+              </w:rPr>
+              <w:t xml:space="preserve">•</w:t>
+            </w:r>
+            <w:r>
+              <w:rPr>
+                <w:rFonts w:ascii="Avenir Next" w:hAnsi="Avenir Next" w:cs="Avenir Next" w:eastAsia="Avenir Next"/>
+                <w:color w:val="1A1A1A"/>
                 <w:sz w:val="18"/>
                 <w:szCs w:val="18"/>
               </w:rPr>
-              <w:t xml:space="preserve">•</w:t>
-            </w:r>
-            <w:r>
-              <w:rPr>
-                <w:rFonts w:ascii="Avenir Next" w:hAnsi="Avenir Next" w:cs="Avenir Next" w:eastAsia="Avenir Next"/>
-                <w:color w:val="1A1A1A"/>
-                <w:sz w:val="18"/>
+              <w:tab/>
+            </w:r>
+            <w:r>
+              <w:rPr>
+                <w:rFonts w:ascii="Avenir Next" w:hAnsi="Avenir Next" w:cs="Avenir Next" w:eastAsia="Avenir Next"/>
+                <w:color w:val="1A1A1A"/>
+                <w:sz w:val="22"/>
                 <w:szCs w:val="18"/>
               </w:rPr>
-              <w:tab/>
-            </w:r>
-            <w:r>
-              <w:rPr>
-                <w:rFonts w:ascii="Avenir Next" w:hAnsi="Avenir Next" w:cs="Avenir Next" w:eastAsia="Avenir Next"/>
-                <w:color w:val="1A1A1A"/>
-                <w:sz w:val="18"/>
+              <w:t xml:space="preserve">Then use </w:t>
+            </w:r>
+            <w:r>
+              <w:rPr>
+                <w:rFonts w:ascii="Avenir Next" w:hAnsi="Avenir Next" w:cs="Avenir Next" w:eastAsia="Avenir Next"/>
+                <w:b/>
+                <w:color w:val="1A1A1A"/>
+                <w:sz w:val="22"/>
                 <w:szCs w:val="18"/>
               </w:rPr>
-              <w:t xml:space="preserve">Then use </w:t>
-            </w:r>
-            <w:r>
-              <w:rPr>
-                <w:rFonts w:ascii="Avenir Next" w:hAnsi="Avenir Next" w:cs="Avenir Next" w:eastAsia="Avenir Next"/>
-                <w:b/>
-                <w:color w:val="1A1A1A"/>
-                <w:sz w:val="18"/>
-                <w:szCs w:val="18"/>
-              </w:rPr>
               <w:t xml:space="preserve">order of operations</w:t>
             </w:r>
             <w:r>
               <w:rPr>
                 <w:rFonts w:ascii="Avenir Next" w:hAnsi="Avenir Next" w:cs="Avenir Next" w:eastAsia="Avenir Next"/>
                 <w:color w:val="1A1A1A"/>
-                <w:sz w:val="18"/>
+                <w:sz w:val="22"/>
                 <w:szCs w:val="18"/>
               </w:rPr>
               <w:t xml:space="preserve">: multiply first, then add or subtract.</w:t>
@@ -312,6 +314,7 @@
           </w:tcPr>
           <w:p>
             <w:pPr>
+              <w:pStyle w:val="Heading2"/>
               <w:spacing w:before="0" w:after="0" w:line="240" w:lineRule="auto"/>
             </w:pPr>
             <w:r>
@@ -334,7 +337,7 @@
               <w:rPr>
                 <w:rFonts w:ascii="Avenir Next" w:hAnsi="Avenir Next" w:cs="Avenir Next" w:eastAsia="Avenir Next"/>
                 <w:color w:val="1A1A1A"/>
-                <w:sz w:val="17"/>
+                <w:sz w:val="22"/>
                 <w:szCs w:val="17"/>
               </w:rPr>
               <w:t xml:space="preserve">Use </w:t>
@@ -344,7 +347,7 @@
                 <w:rFonts w:ascii="Avenir Next" w:hAnsi="Avenir Next" w:cs="Avenir Next" w:eastAsia="Avenir Next"/>
                 <w:i/>
                 <w:color w:val="1A1A1A"/>
-                <w:sz w:val="17"/>
+                <w:sz w:val="22"/>
                 <w:szCs w:val="17"/>
               </w:rPr>
               <w:t xml:space="preserve">y</w:t>
@@ -353,7 +356,7 @@
               <w:rPr>
                 <w:rFonts w:ascii="Avenir Next" w:hAnsi="Avenir Next" w:cs="Avenir Next" w:eastAsia="Avenir Next"/>
                 <w:color w:val="1A1A1A"/>
-                <w:sz w:val="17"/>
+                <w:sz w:val="22"/>
                 <w:szCs w:val="17"/>
               </w:rPr>
               <w:t xml:space="preserve"> = 6</w:t>
@@ -363,7 +366,7 @@
                 <w:rFonts w:ascii="Avenir Next" w:hAnsi="Avenir Next" w:cs="Avenir Next" w:eastAsia="Avenir Next"/>
                 <w:i/>
                 <w:color w:val="1A1A1A"/>
-                <w:sz w:val="17"/>
+                <w:sz w:val="22"/>
                 <w:szCs w:val="17"/>
               </w:rPr>
               <w:t xml:space="preserve">x</w:t>
@@ -372,7 +375,7 @@
               <w:rPr>
                 <w:rFonts w:ascii="Avenir Next" w:hAnsi="Avenir Next" w:cs="Avenir Next" w:eastAsia="Avenir Next"/>
                 <w:color w:val="1A1A1A"/>
-                <w:sz w:val="17"/>
+                <w:sz w:val="22"/>
                 <w:szCs w:val="17"/>
               </w:rPr>
               <w:t xml:space="preserve"> + 4 to find </w:t>
@@ -382,7 +385,7 @@
                 <w:rFonts w:ascii="Avenir Next" w:hAnsi="Avenir Next" w:cs="Avenir Next" w:eastAsia="Avenir Next"/>
                 <w:i/>
                 <w:color w:val="1A1A1A"/>
-                <w:sz w:val="17"/>
+                <w:sz w:val="22"/>
                 <w:szCs w:val="17"/>
               </w:rPr>
               <w:t xml:space="preserve">y</w:t>
@@ -391,7 +394,7 @@
               <w:rPr>
                 <w:rFonts w:ascii="Avenir Next" w:hAnsi="Avenir Next" w:cs="Avenir Next" w:eastAsia="Avenir Next"/>
                 <w:color w:val="1A1A1A"/>
-                <w:sz w:val="17"/>
+                <w:sz w:val="22"/>
                 <w:szCs w:val="17"/>
               </w:rPr>
               <w:t xml:space="preserve"> when </w:t>
@@ -401,7 +404,7 @@
                 <w:rFonts w:ascii="Avenir Next" w:hAnsi="Avenir Next" w:cs="Avenir Next" w:eastAsia="Avenir Next"/>
                 <w:i/>
                 <w:color w:val="1A1A1A"/>
-                <w:sz w:val="17"/>
+                <w:sz w:val="22"/>
                 <w:szCs w:val="17"/>
               </w:rPr>
               <w:t xml:space="preserve">x</w:t>
@@ -410,7 +413,7 @@
               <w:rPr>
                 <w:rFonts w:ascii="Avenir Next" w:hAnsi="Avenir Next" w:cs="Avenir Next" w:eastAsia="Avenir Next"/>
                 <w:color w:val="1A1A1A"/>
-                <w:sz w:val="17"/>
+                <w:sz w:val="22"/>
                 <w:szCs w:val="17"/>
               </w:rPr>
               <w:t xml:space="preserve"> = 5.</w:t>
@@ -429,44 +432,44 @@
                 <w:rFonts w:ascii="Avenir Next" w:hAnsi="Avenir Next" w:cs="Avenir Next" w:eastAsia="Avenir Next"/>
                 <w:b/>
                 <w:color w:val="003A70"/>
+                <w:sz w:val="22"/>
+                <w:szCs w:val="17"/>
+              </w:rPr>
+              <w:t xml:space="preserve">Step 1</w:t>
+            </w:r>
+            <w:r>
+              <w:rPr>
+                <w:rFonts w:ascii="Avenir Next" w:hAnsi="Avenir Next" w:cs="Avenir Next" w:eastAsia="Avenir Next"/>
+                <w:color w:val="1A1A1A"/>
                 <w:sz w:val="17"/>
                 <w:szCs w:val="17"/>
               </w:rPr>
-              <w:t xml:space="preserve">Step 1</w:t>
-            </w:r>
-            <w:r>
-              <w:rPr>
-                <w:rFonts w:ascii="Avenir Next" w:hAnsi="Avenir Next" w:cs="Avenir Next" w:eastAsia="Avenir Next"/>
-                <w:color w:val="1A1A1A"/>
-                <w:sz w:val="17"/>
+              <w:tab/>
+            </w:r>
+            <w:r>
+              <w:rPr>
+                <w:rFonts w:ascii="Avenir Next" w:hAnsi="Avenir Next" w:cs="Avenir Next" w:eastAsia="Avenir Next"/>
+                <w:color w:val="1A1A1A"/>
+                <w:sz w:val="22"/>
                 <w:szCs w:val="17"/>
               </w:rPr>
-              <w:tab/>
-            </w:r>
-            <w:r>
-              <w:rPr>
-                <w:rFonts w:ascii="Avenir Next" w:hAnsi="Avenir Next" w:cs="Avenir Next" w:eastAsia="Avenir Next"/>
-                <w:color w:val="1A1A1A"/>
-                <w:sz w:val="17"/>
+              <w:t xml:space="preserve">Substitute: </w:t>
+            </w:r>
+            <w:r>
+              <w:rPr>
+                <w:rFonts w:ascii="Avenir Next" w:hAnsi="Avenir Next" w:cs="Avenir Next" w:eastAsia="Avenir Next"/>
+                <w:i/>
+                <w:color w:val="1A1A1A"/>
+                <w:sz w:val="22"/>
                 <w:szCs w:val="17"/>
               </w:rPr>
-              <w:t xml:space="preserve">Substitute: </w:t>
-            </w:r>
-            <w:r>
-              <w:rPr>
-                <w:rFonts w:ascii="Avenir Next" w:hAnsi="Avenir Next" w:cs="Avenir Next" w:eastAsia="Avenir Next"/>
-                <w:i/>
-                <w:color w:val="1A1A1A"/>
-                <w:sz w:val="17"/>
-                <w:szCs w:val="17"/>
-              </w:rPr>
               <w:t xml:space="preserve">y</w:t>
             </w:r>
             <w:r>
               <w:rPr>
                 <w:rFonts w:ascii="Avenir Next" w:hAnsi="Avenir Next" w:cs="Avenir Next" w:eastAsia="Avenir Next"/>
                 <w:color w:val="1A1A1A"/>
-                <w:sz w:val="17"/>
+                <w:sz w:val="22"/>
                 <w:szCs w:val="17"/>
               </w:rPr>
               <w:t xml:space="preserve"> = 6 × 5 + 4</w:t>
@@ -485,25 +488,25 @@
                 <w:rFonts w:ascii="Avenir Next" w:hAnsi="Avenir Next" w:cs="Avenir Next" w:eastAsia="Avenir Next"/>
                 <w:b/>
                 <w:color w:val="003A70"/>
+                <w:sz w:val="22"/>
+                <w:szCs w:val="17"/>
+              </w:rPr>
+              <w:t xml:space="preserve">Step 2</w:t>
+            </w:r>
+            <w:r>
+              <w:rPr>
+                <w:rFonts w:ascii="Avenir Next" w:hAnsi="Avenir Next" w:cs="Avenir Next" w:eastAsia="Avenir Next"/>
+                <w:color w:val="1A1A1A"/>
                 <w:sz w:val="17"/>
                 <w:szCs w:val="17"/>
               </w:rPr>
-              <w:t xml:space="preserve">Step 2</w:t>
-            </w:r>
-            <w:r>
-              <w:rPr>
-                <w:rFonts w:ascii="Avenir Next" w:hAnsi="Avenir Next" w:cs="Avenir Next" w:eastAsia="Avenir Next"/>
-                <w:color w:val="1A1A1A"/>
-                <w:sz w:val="17"/>
-                <w:szCs w:val="17"/>
-              </w:rPr>
               <w:tab/>
             </w:r>
             <w:r>
               <w:rPr>
                 <w:rFonts w:ascii="Avenir Next" w:hAnsi="Avenir Next" w:cs="Avenir Next" w:eastAsia="Avenir Next"/>
                 <w:color w:val="1A1A1A"/>
-                <w:sz w:val="17"/>
+                <w:sz w:val="22"/>
                 <w:szCs w:val="17"/>
               </w:rPr>
               <w:t xml:space="preserve">Multiply, then add: 30 + 4 = 34</w:t>
@@ -522,18 +525,18 @@
                 <w:rFonts w:ascii="Avenir Next" w:hAnsi="Avenir Next" w:cs="Avenir Next" w:eastAsia="Avenir Next"/>
                 <w:b/>
                 <w:color w:val="1A1A1A"/>
+                <w:sz w:val="22"/>
+                <w:szCs w:val="17"/>
+              </w:rPr>
+              <w:t xml:space="preserve">Answer</w:t>
+            </w:r>
+            <w:r>
+              <w:rPr>
+                <w:rFonts w:ascii="Avenir Next" w:hAnsi="Avenir Next" w:cs="Avenir Next" w:eastAsia="Avenir Next"/>
+                <w:color w:val="1A1A1A"/>
                 <w:sz w:val="17"/>
                 <w:szCs w:val="17"/>
               </w:rPr>
-              <w:t xml:space="preserve">Answer</w:t>
-            </w:r>
-            <w:r>
-              <w:rPr>
-                <w:rFonts w:ascii="Avenir Next" w:hAnsi="Avenir Next" w:cs="Avenir Next" w:eastAsia="Avenir Next"/>
-                <w:color w:val="1A1A1A"/>
-                <w:sz w:val="17"/>
-                <w:szCs w:val="17"/>
-              </w:rPr>
               <w:tab/>
             </w:r>
             <w:r>
@@ -542,7 +545,7 @@
                 <w:b/>
                 <w:i/>
                 <w:color w:val="1A1A1A"/>
-                <w:sz w:val="17"/>
+                <w:sz w:val="22"/>
                 <w:szCs w:val="17"/>
               </w:rPr>
               <w:t xml:space="preserve">y</w:t>
@@ -552,7 +555,7 @@
                 <w:rFonts w:ascii="Avenir Next" w:hAnsi="Avenir Next" w:cs="Avenir Next" w:eastAsia="Avenir Next"/>
                 <w:b/>
                 <w:color w:val="1A1A1A"/>
-                <w:sz w:val="17"/>
+                <w:sz w:val="22"/>
                 <w:szCs w:val="17"/>
               </w:rPr>
               <w:t xml:space="preserve"> = 34, so (5, 34)</w:t>
@@ -563,6 +566,7 @@
     </w:tbl>
     <w:p>
       <w:pPr>
+        <w:pStyle w:val="Heading2"/>
         <w:keepNext/>
         <w:pBdr>
           <w:bottom w:val="single" w:sz="8" w:space="3" w:color="003A70"/>
@@ -578,7 +582,7 @@
           <w:b/>
           <w:color w:val="003A70"/>
           <w:spacing w:val="14"/>
-          <w:sz w:val="19"/>
+          <w:sz w:val="22"/>
           <w:szCs w:val="19"/>
         </w:rPr>
         <w:t xml:space="preserve">PRACTICE</w:t>
@@ -597,7 +601,7 @@
           <w:rFonts w:ascii="Avenir Next" w:hAnsi="Avenir Next" w:cs="Avenir Next" w:eastAsia="Avenir Next"/>
           <w:i/>
           <w:color w:val="5A5F66"/>
-          <w:sz w:val="17"/>
+          <w:sz w:val="22"/>
           <w:szCs w:val="17"/>
         </w:rPr>
         <w:t xml:space="preserve">show your work · label units</w:t>
@@ -617,25 +621,25 @@
           <w:rFonts w:ascii="Avenir Next" w:hAnsi="Avenir Next" w:cs="Avenir Next" w:eastAsia="Avenir Next"/>
           <w:b/>
           <w:color w:val="1A1A1A"/>
+          <w:sz w:val="22"/>
+          <w:szCs w:val="20"/>
+        </w:rPr>
+        <w:t xml:space="preserve">1.</w:t>
+      </w:r>
+      <w:r>
+        <w:rPr>
+          <w:rFonts w:ascii="Avenir Next" w:hAnsi="Avenir Next" w:cs="Avenir Next" w:eastAsia="Avenir Next"/>
+          <w:color w:val="1A1A1A"/>
           <w:sz w:val="20"/>
           <w:szCs w:val="20"/>
         </w:rPr>
-        <w:t xml:space="preserve">1.</w:t>
-      </w:r>
-      <w:r>
-        <w:rPr>
-          <w:rFonts w:ascii="Avenir Next" w:hAnsi="Avenir Next" w:cs="Avenir Next" w:eastAsia="Avenir Next"/>
-          <w:color w:val="1A1A1A"/>
-          <w:sz w:val="20"/>
-          <w:szCs w:val="20"/>
-        </w:rPr>
         <w:tab/>
       </w:r>
       <w:r>
         <w:rPr>
           <w:rFonts w:ascii="Avenir Next" w:hAnsi="Avenir Next" w:cs="Avenir Next" w:eastAsia="Avenir Next"/>
           <w:color w:val="1A1A1A"/>
-          <w:sz w:val="20"/>
+          <w:sz w:val="22"/>
           <w:szCs w:val="20"/>
         </w:rPr>
         <w:t xml:space="preserve">Substitute to find </w:t>
@@ -645,7 +649,7 @@
           <w:rFonts w:ascii="Avenir Next" w:hAnsi="Avenir Next" w:cs="Avenir Next" w:eastAsia="Avenir Next"/>
           <w:i/>
           <w:color w:val="1A1A1A"/>
-          <w:sz w:val="20"/>
+          <w:sz w:val="22"/>
           <w:szCs w:val="20"/>
         </w:rPr>
         <w:t xml:space="preserve">y</w:t>
@@ -654,7 +658,7 @@
         <w:rPr>
           <w:rFonts w:ascii="Avenir Next" w:hAnsi="Avenir Next" w:cs="Avenir Next" w:eastAsia="Avenir Next"/>
           <w:color w:val="1A1A1A"/>
-          <w:sz w:val="20"/>
+          <w:sz w:val="22"/>
           <w:szCs w:val="20"/>
         </w:rPr>
         <w:t xml:space="preserve">.</w:t>
@@ -709,18 +713,18 @@
                 <w:rFonts w:ascii="Avenir Next" w:hAnsi="Avenir Next" w:cs="Avenir Next" w:eastAsia="Avenir Next"/>
                 <w:b/>
                 <w:color w:val="003A70"/>
+                <w:sz w:val="22"/>
+                <w:szCs w:val="20"/>
+              </w:rPr>
+              <w:t xml:space="preserve">a.</w:t>
+            </w:r>
+            <w:r>
+              <w:rPr>
+                <w:rFonts w:ascii="Avenir Next" w:hAnsi="Avenir Next" w:cs="Avenir Next" w:eastAsia="Avenir Next"/>
+                <w:color w:val="1A1A1A"/>
                 <w:sz w:val="20"/>
                 <w:szCs w:val="20"/>
               </w:rPr>
-              <w:t xml:space="preserve">a.</w:t>
-            </w:r>
-            <w:r>
-              <w:rPr>
-                <w:rFonts w:ascii="Avenir Next" w:hAnsi="Avenir Next" w:cs="Avenir Next" w:eastAsia="Avenir Next"/>
-                <w:color w:val="1A1A1A"/>
-                <w:sz w:val="20"/>
-                <w:szCs w:val="20"/>
-              </w:rPr>
               <w:tab/>
             </w:r>
             <w:r>
@@ -728,7 +732,7 @@
                 <w:rFonts w:ascii="Avenir Next" w:hAnsi="Avenir Next" w:cs="Avenir Next" w:eastAsia="Avenir Next"/>
                 <w:i/>
                 <w:color w:val="1A1A1A"/>
-                <w:sz w:val="20"/>
+                <w:sz w:val="22"/>
                 <w:szCs w:val="20"/>
               </w:rPr>
               <w:t xml:space="preserve">y</w:t>
@@ -737,7 +741,7 @@
               <w:rPr>
                 <w:rFonts w:ascii="Avenir Next" w:hAnsi="Avenir Next" w:cs="Avenir Next" w:eastAsia="Avenir Next"/>
                 <w:color w:val="1A1A1A"/>
-                <w:sz w:val="20"/>
+                <w:sz w:val="22"/>
                 <w:szCs w:val="20"/>
               </w:rPr>
               <w:t xml:space="preserve"> = 4</w:t>
@@ -747,7 +751,7 @@
                 <w:rFonts w:ascii="Avenir Next" w:hAnsi="Avenir Next" w:cs="Avenir Next" w:eastAsia="Avenir Next"/>
                 <w:i/>
                 <w:color w:val="1A1A1A"/>
-                <w:sz w:val="20"/>
+                <w:sz w:val="22"/>
                 <w:szCs w:val="20"/>
               </w:rPr>
               <w:t xml:space="preserve">x</w:t>
@@ -756,7 +760,7 @@
               <w:rPr>
                 <w:rFonts w:ascii="Avenir Next" w:hAnsi="Avenir Next" w:cs="Avenir Next" w:eastAsia="Avenir Next"/>
                 <w:color w:val="1A1A1A"/>
-                <w:sz w:val="20"/>
+                <w:sz w:val="22"/>
                 <w:szCs w:val="20"/>
               </w:rPr>
               <w:t xml:space="preserve"> + 7, </w:t>
@@ -766,7 +770,7 @@
                 <w:rFonts w:ascii="Avenir Next" w:hAnsi="Avenir Next" w:cs="Avenir Next" w:eastAsia="Avenir Next"/>
                 <w:i/>
                 <w:color w:val="1A1A1A"/>
-                <w:sz w:val="20"/>
+                <w:sz w:val="22"/>
                 <w:szCs w:val="20"/>
               </w:rPr>
               <w:t xml:space="preserve">x</w:t>
@@ -775,7 +779,7 @@
               <w:rPr>
                 <w:rFonts w:ascii="Avenir Next" w:hAnsi="Avenir Next" w:cs="Avenir Next" w:eastAsia="Avenir Next"/>
                 <w:color w:val="1A1A1A"/>
-                <w:sz w:val="20"/>
+                <w:sz w:val="22"/>
                 <w:szCs w:val="20"/>
               </w:rPr>
               <w:t xml:space="preserve"> = 3</w:t>
@@ -819,18 +823,18 @@
                 <w:rFonts w:ascii="Avenir Next" w:hAnsi="Avenir Next" w:cs="Avenir Next" w:eastAsia="Avenir Next"/>
                 <w:b/>
                 <w:color w:val="003A70"/>
+                <w:sz w:val="22"/>
+                <w:szCs w:val="20"/>
+              </w:rPr>
+              <w:t xml:space="preserve">b.</w:t>
+            </w:r>
+            <w:r>
+              <w:rPr>
+                <w:rFonts w:ascii="Avenir Next" w:hAnsi="Avenir Next" w:cs="Avenir Next" w:eastAsia="Avenir Next"/>
+                <w:color w:val="1A1A1A"/>
                 <w:sz w:val="20"/>
                 <w:szCs w:val="20"/>
               </w:rPr>
-              <w:t xml:space="preserve">b.</w:t>
-            </w:r>
-            <w:r>
-              <w:rPr>
-                <w:rFonts w:ascii="Avenir Next" w:hAnsi="Avenir Next" w:cs="Avenir Next" w:eastAsia="Avenir Next"/>
-                <w:color w:val="1A1A1A"/>
-                <w:sz w:val="20"/>
-                <w:szCs w:val="20"/>
-              </w:rPr>
               <w:tab/>
             </w:r>
             <w:r>
@@ -838,7 +842,7 @@
                 <w:rFonts w:ascii="Avenir Next" w:hAnsi="Avenir Next" w:cs="Avenir Next" w:eastAsia="Avenir Next"/>
                 <w:i/>
                 <w:color w:val="1A1A1A"/>
-                <w:sz w:val="20"/>
+                <w:sz w:val="22"/>
                 <w:szCs w:val="20"/>
               </w:rPr>
               <w:t xml:space="preserve">y</w:t>
@@ -847,7 +851,7 @@
               <w:rPr>
                 <w:rFonts w:ascii="Avenir Next" w:hAnsi="Avenir Next" w:cs="Avenir Next" w:eastAsia="Avenir Next"/>
                 <w:color w:val="1A1A1A"/>
-                <w:sz w:val="20"/>
+                <w:sz w:val="22"/>
                 <w:szCs w:val="20"/>
               </w:rPr>
               <w:t xml:space="preserve"> = 9</w:t>
@@ -857,7 +861,7 @@
                 <w:rFonts w:ascii="Avenir Next" w:hAnsi="Avenir Next" w:cs="Avenir Next" w:eastAsia="Avenir Next"/>
                 <w:i/>
                 <w:color w:val="1A1A1A"/>
-                <w:sz w:val="20"/>
+                <w:sz w:val="22"/>
                 <w:szCs w:val="20"/>
               </w:rPr>
               <w:t xml:space="preserve">x</w:t>
@@ -866,7 +870,7 @@
               <w:rPr>
                 <w:rFonts w:ascii="Avenir Next" w:hAnsi="Avenir Next" w:cs="Avenir Next" w:eastAsia="Avenir Next"/>
                 <w:color w:val="1A1A1A"/>
-                <w:sz w:val="20"/>
+                <w:sz w:val="22"/>
                 <w:szCs w:val="20"/>
               </w:rPr>
               <w:t xml:space="preserve">, </w:t>
@@ -876,7 +880,7 @@
                 <w:rFonts w:ascii="Avenir Next" w:hAnsi="Avenir Next" w:cs="Avenir Next" w:eastAsia="Avenir Next"/>
                 <w:i/>
                 <w:color w:val="1A1A1A"/>
-                <w:sz w:val="20"/>
+                <w:sz w:val="22"/>
                 <w:szCs w:val="20"/>
               </w:rPr>
               <w:t xml:space="preserve">x</w:t>
@@ -885,7 +889,7 @@
               <w:rPr>
                 <w:rFonts w:ascii="Avenir Next" w:hAnsi="Avenir Next" w:cs="Avenir Next" w:eastAsia="Avenir Next"/>
                 <w:color w:val="1A1A1A"/>
-                <w:sz w:val="20"/>
+                <w:sz w:val="22"/>
                 <w:szCs w:val="20"/>
               </w:rPr>
               <w:t xml:space="preserve"> = 8</w:t>
@@ -935,18 +939,18 @@
                 <w:rFonts w:ascii="Avenir Next" w:hAnsi="Avenir Next" w:cs="Avenir Next" w:eastAsia="Avenir Next"/>
                 <w:b/>
                 <w:color w:val="003A70"/>
+                <w:sz w:val="22"/>
+                <w:szCs w:val="20"/>
+              </w:rPr>
+              <w:t xml:space="preserve">c.</w:t>
+            </w:r>
+            <w:r>
+              <w:rPr>
+                <w:rFonts w:ascii="Avenir Next" w:hAnsi="Avenir Next" w:cs="Avenir Next" w:eastAsia="Avenir Next"/>
+                <w:color w:val="1A1A1A"/>
                 <w:sz w:val="20"/>
                 <w:szCs w:val="20"/>
               </w:rPr>
-              <w:t xml:space="preserve">c.</w:t>
-            </w:r>
-            <w:r>
-              <w:rPr>
-                <w:rFonts w:ascii="Avenir Next" w:hAnsi="Avenir Next" w:cs="Avenir Next" w:eastAsia="Avenir Next"/>
-                <w:color w:val="1A1A1A"/>
-                <w:sz w:val="20"/>
-                <w:szCs w:val="20"/>
-              </w:rPr>
               <w:tab/>
             </w:r>
             <w:r>
@@ -954,7 +958,7 @@
                 <w:rFonts w:ascii="Avenir Next" w:hAnsi="Avenir Next" w:cs="Avenir Next" w:eastAsia="Avenir Next"/>
                 <w:i/>
                 <w:color w:val="1A1A1A"/>
-                <w:sz w:val="20"/>
+                <w:sz w:val="22"/>
                 <w:szCs w:val="20"/>
               </w:rPr>
               <w:t xml:space="preserve">y</w:t>
@@ -963,7 +967,7 @@
               <w:rPr>
                 <w:rFonts w:ascii="Avenir Next" w:hAnsi="Avenir Next" w:cs="Avenir Next" w:eastAsia="Avenir Next"/>
                 <w:color w:val="1A1A1A"/>
-                <w:sz w:val="20"/>
+                <w:sz w:val="22"/>
                 <w:szCs w:val="20"/>
               </w:rPr>
               <w:t xml:space="preserve"> = 3</w:t>
@@ -973,7 +977,7 @@
                 <w:rFonts w:ascii="Avenir Next" w:hAnsi="Avenir Next" w:cs="Avenir Next" w:eastAsia="Avenir Next"/>
                 <w:i/>
                 <w:color w:val="1A1A1A"/>
-                <w:sz w:val="20"/>
+                <w:sz w:val="22"/>
                 <w:szCs w:val="20"/>
               </w:rPr>
               <w:t xml:space="preserve">x</w:t>
@@ -982,7 +986,7 @@
               <w:rPr>
                 <w:rFonts w:ascii="Avenir Next" w:hAnsi="Avenir Next" w:cs="Avenir Next" w:eastAsia="Avenir Next"/>
                 <w:color w:val="1A1A1A"/>
-                <w:sz w:val="20"/>
+                <w:sz w:val="22"/>
                 <w:szCs w:val="20"/>
               </w:rPr>
               <w:t xml:space="preserve"> − 2, </w:t>
@@ -992,7 +996,7 @@
                 <w:rFonts w:ascii="Avenir Next" w:hAnsi="Avenir Next" w:cs="Avenir Next" w:eastAsia="Avenir Next"/>
                 <w:i/>
                 <w:color w:val="1A1A1A"/>
-                <w:sz w:val="20"/>
+                <w:sz w:val="22"/>
                 <w:szCs w:val="20"/>
               </w:rPr>
               <w:t xml:space="preserve">x</w:t>
@@ -1001,7 +1005,7 @@
               <w:rPr>
                 <w:rFonts w:ascii="Avenir Next" w:hAnsi="Avenir Next" w:cs="Avenir Next" w:eastAsia="Avenir Next"/>
                 <w:color w:val="1A1A1A"/>
-                <w:sz w:val="20"/>
+                <w:sz w:val="22"/>
                 <w:szCs w:val="20"/>
               </w:rPr>
               <w:t xml:space="preserve"> = 10</w:t>
@@ -1045,18 +1049,18 @@
                 <w:rFonts w:ascii="Avenir Next" w:hAnsi="Avenir Next" w:cs="Avenir Next" w:eastAsia="Avenir Next"/>
                 <w:b/>
                 <w:color w:val="003A70"/>
+                <w:sz w:val="22"/>
+                <w:szCs w:val="20"/>
+              </w:rPr>
+              <w:t xml:space="preserve">d.</w:t>
+            </w:r>
+            <w:r>
+              <w:rPr>
+                <w:rFonts w:ascii="Avenir Next" w:hAnsi="Avenir Next" w:cs="Avenir Next" w:eastAsia="Avenir Next"/>
+                <w:color w:val="1A1A1A"/>
                 <w:sz w:val="20"/>
                 <w:szCs w:val="20"/>
               </w:rPr>
-              <w:t xml:space="preserve">d.</w:t>
-            </w:r>
-            <w:r>
-              <w:rPr>
-                <w:rFonts w:ascii="Avenir Next" w:hAnsi="Avenir Next" w:cs="Avenir Next" w:eastAsia="Avenir Next"/>
-                <w:color w:val="1A1A1A"/>
-                <w:sz w:val="20"/>
-                <w:szCs w:val="20"/>
-              </w:rPr>
               <w:tab/>
             </w:r>
             <w:r>
@@ -1064,7 +1068,7 @@
                 <w:rFonts w:ascii="Avenir Next" w:hAnsi="Avenir Next" w:cs="Avenir Next" w:eastAsia="Avenir Next"/>
                 <w:i/>
                 <w:color w:val="1A1A1A"/>
-                <w:sz w:val="20"/>
+                <w:sz w:val="22"/>
                 <w:szCs w:val="20"/>
               </w:rPr>
               <w:t xml:space="preserve">y</w:t>
@@ -1073,7 +1077,7 @@
               <w:rPr>
                 <w:rFonts w:ascii="Avenir Next" w:hAnsi="Avenir Next" w:cs="Avenir Next" w:eastAsia="Avenir Next"/>
                 <w:color w:val="1A1A1A"/>
-                <w:sz w:val="20"/>
+                <w:sz w:val="22"/>
                 <w:szCs w:val="20"/>
               </w:rPr>
               <w:t xml:space="preserve"> = </w:t>
@@ -1083,7 +1087,7 @@
                 <w:rFonts w:ascii="Avenir Next" w:hAnsi="Avenir Next" w:cs="Avenir Next" w:eastAsia="Avenir Next"/>
                 <w:i/>
                 <w:color w:val="1A1A1A"/>
-                <w:sz w:val="20"/>
+                <w:sz w:val="22"/>
                 <w:szCs w:val="20"/>
               </w:rPr>
               <w:t xml:space="preserve">x</w:t>
@@ -1092,7 +1096,7 @@
               <w:rPr>
                 <w:rFonts w:ascii="Avenir Next" w:hAnsi="Avenir Next" w:cs="Avenir Next" w:eastAsia="Avenir Next"/>
                 <w:color w:val="1A1A1A"/>
-                <w:sz w:val="20"/>
+                <w:sz w:val="22"/>
                 <w:szCs w:val="20"/>
               </w:rPr>
               <w:t xml:space="preserve"> + 15, </w:t>
@@ -1102,7 +1106,7 @@
                 <w:rFonts w:ascii="Avenir Next" w:hAnsi="Avenir Next" w:cs="Avenir Next" w:eastAsia="Avenir Next"/>
                 <w:i/>
                 <w:color w:val="1A1A1A"/>
-                <w:sz w:val="20"/>
+                <w:sz w:val="22"/>
                 <w:szCs w:val="20"/>
               </w:rPr>
               <w:t xml:space="preserve">x</w:t>
@@ -1111,7 +1115,7 @@
               <w:rPr>
                 <w:rFonts w:ascii="Avenir Next" w:hAnsi="Avenir Next" w:cs="Avenir Next" w:eastAsia="Avenir Next"/>
                 <w:color w:val="1A1A1A"/>
-                <w:sz w:val="20"/>
+                <w:sz w:val="22"/>
                 <w:szCs w:val="20"/>
               </w:rPr>
               <w:t xml:space="preserve"> = 27</w:t>
@@ -1197,25 +1201,25 @@
                 <w:rFonts w:ascii="Avenir Next" w:hAnsi="Avenir Next" w:cs="Avenir Next" w:eastAsia="Avenir Next"/>
                 <w:b/>
                 <w:color w:val="1A1A1A"/>
+                <w:sz w:val="22"/>
+                <w:szCs w:val="20"/>
+              </w:rPr>
+              <w:t xml:space="preserve">2.</w:t>
+            </w:r>
+            <w:r>
+              <w:rPr>
+                <w:rFonts w:ascii="Avenir Next" w:hAnsi="Avenir Next" w:cs="Avenir Next" w:eastAsia="Avenir Next"/>
+                <w:color w:val="1A1A1A"/>
                 <w:sz w:val="20"/>
                 <w:szCs w:val="20"/>
               </w:rPr>
-              <w:t xml:space="preserve">2.</w:t>
-            </w:r>
-            <w:r>
-              <w:rPr>
-                <w:rFonts w:ascii="Avenir Next" w:hAnsi="Avenir Next" w:cs="Avenir Next" w:eastAsia="Avenir Next"/>
-                <w:color w:val="1A1A1A"/>
-                <w:sz w:val="20"/>
-                <w:szCs w:val="20"/>
-              </w:rPr>
               <w:tab/>
             </w:r>
             <w:r>
               <w:rPr>
                 <w:rFonts w:ascii="Avenir Next" w:hAnsi="Avenir Next" w:cs="Avenir Next" w:eastAsia="Avenir Next"/>
                 <w:color w:val="1A1A1A"/>
-                <w:sz w:val="20"/>
+                <w:sz w:val="22"/>
                 <w:szCs w:val="20"/>
               </w:rPr>
               <w:t xml:space="preserve">Complete the table for </w:t>
@@ -1225,7 +1229,7 @@
                 <w:rFonts w:ascii="Avenir Next" w:hAnsi="Avenir Next" w:cs="Avenir Next" w:eastAsia="Avenir Next"/>
                 <w:i/>
                 <w:color w:val="1A1A1A"/>
-                <w:sz w:val="20"/>
+                <w:sz w:val="22"/>
                 <w:szCs w:val="20"/>
               </w:rPr>
               <w:t xml:space="preserve">y</w:t>
@@ -1234,7 +1238,7 @@
               <w:rPr>
                 <w:rFonts w:ascii="Avenir Next" w:hAnsi="Avenir Next" w:cs="Avenir Next" w:eastAsia="Avenir Next"/>
                 <w:color w:val="1A1A1A"/>
-                <w:sz w:val="20"/>
+                <w:sz w:val="22"/>
                 <w:szCs w:val="20"/>
               </w:rPr>
               <w:t xml:space="preserve"> = 2</w:t>
@@ -1244,7 +1248,7 @@
                 <w:rFonts w:ascii="Avenir Next" w:hAnsi="Avenir Next" w:cs="Avenir Next" w:eastAsia="Avenir Next"/>
                 <w:i/>
                 <w:color w:val="1A1A1A"/>
-                <w:sz w:val="20"/>
+                <w:sz w:val="22"/>
                 <w:szCs w:val="20"/>
               </w:rPr>
               <w:t xml:space="preserve">x</w:t>
@@ -1253,7 +1257,7 @@
               <w:rPr>
                 <w:rFonts w:ascii="Avenir Next" w:hAnsi="Avenir Next" w:cs="Avenir Next" w:eastAsia="Avenir Next"/>
                 <w:color w:val="1A1A1A"/>
-                <w:sz w:val="20"/>
+                <w:sz w:val="22"/>
                 <w:szCs w:val="20"/>
               </w:rPr>
               <w:t xml:space="preserve"> + 3. Then plot the points and connect them.</w:t>
@@ -1311,7 +1315,7 @@
                       <w:b/>
                       <w:i/>
                       <w:color w:val="1A1A1A"/>
-                      <w:sz w:val="19"/>
+                      <w:sz w:val="22"/>
                       <w:szCs w:val="19"/>
                     </w:rPr>
                     <w:t xml:space="preserve">x</w:t>
@@ -1332,7 +1336,7 @@
                     <w:rPr>
                       <w:rFonts w:ascii="Avenir Next" w:hAnsi="Avenir Next" w:cs="Avenir Next" w:eastAsia="Avenir Next"/>
                       <w:color w:val="1A1A1A"/>
-                      <w:sz w:val="19"/>
+                      <w:sz w:val="22"/>
                       <w:szCs w:val="19"/>
                     </w:rPr>
                     <w:t xml:space="preserve">0</w:t>
@@ -1353,7 +1357,7 @@
                     <w:rPr>
                       <w:rFonts w:ascii="Avenir Next" w:hAnsi="Avenir Next" w:cs="Avenir Next" w:eastAsia="Avenir Next"/>
                       <w:color w:val="1A1A1A"/>
-                      <w:sz w:val="19"/>
+                      <w:sz w:val="22"/>
                       <w:szCs w:val="19"/>
                     </w:rPr>
                     <w:t xml:space="preserve">1</w:t>
@@ -1374,7 +1378,7 @@
                     <w:rPr>
                       <w:rFonts w:ascii="Avenir Next" w:hAnsi="Avenir Next" w:cs="Avenir Next" w:eastAsia="Avenir Next"/>
                       <w:color w:val="1A1A1A"/>
-                      <w:sz w:val="19"/>
+                      <w:sz w:val="22"/>
                       <w:szCs w:val="19"/>
                     </w:rPr>
                     <w:t xml:space="preserve">2</w:t>
@@ -1395,7 +1399,7 @@
                     <w:rPr>
                       <w:rFonts w:ascii="Avenir Next" w:hAnsi="Avenir Next" w:cs="Avenir Next" w:eastAsia="Avenir Next"/>
                       <w:color w:val="1A1A1A"/>
-                      <w:sz w:val="19"/>
+                      <w:sz w:val="22"/>
                       <w:szCs w:val="19"/>
                     </w:rPr>
                     <w:t xml:space="preserve">4</w:t>
@@ -1416,7 +1420,7 @@
                     <w:rPr>
                       <w:rFonts w:ascii="Avenir Next" w:hAnsi="Avenir Next" w:cs="Avenir Next" w:eastAsia="Avenir Next"/>
                       <w:color w:val="1A1A1A"/>
-                      <w:sz w:val="19"/>
+                      <w:sz w:val="22"/>
                       <w:szCs w:val="19"/>
                     </w:rPr>
                     <w:t xml:space="preserve">5</w:t>
@@ -1446,7 +1450,7 @@
                       <w:b/>
                       <w:i/>
                       <w:color w:val="1A1A1A"/>
-                      <w:sz w:val="19"/>
+                      <w:sz w:val="22"/>
                       <w:szCs w:val="19"/>
                     </w:rPr>
                     <w:t xml:space="preserve">y</w:t>
@@ -1533,7 +1537,7 @@
               <w:drawing>
                 <wp:inline distT="0" distB="0" distL="0" distR="0">
                   <wp:extent cx="1371600" cy="1549830"/>
-                  <wp:docPr id="1" name="Figure 1"/>
+                  <wp:docPr id="1" name="Figure 1" descr="Coordinate grid. Horizontal axis x: 0 to 6, ticks every 1. Vertical axis y: 0 to 14, ticks every 2. Blank grid for the student to plot."/>
                   <a:graphic xmlns:a="http://schemas.openxmlformats.org/drawingml/2006/main">
                     <a:graphicData uri="http://schemas.openxmlformats.org/drawingml/2006/picture">
                       <pic:pic xmlns:pic="http://schemas.openxmlformats.org/drawingml/2006/picture">
@@ -1585,18 +1589,18 @@
           <w:rFonts w:ascii="Avenir Next" w:hAnsi="Avenir Next" w:cs="Avenir Next" w:eastAsia="Avenir Next"/>
           <w:b/>
           <w:color w:val="1A1A1A"/>
+          <w:sz w:val="22"/>
+          <w:szCs w:val="20"/>
+        </w:rPr>
+        <w:t xml:space="preserve">3.</w:t>
+      </w:r>
+      <w:r>
+        <w:rPr>
+          <w:rFonts w:ascii="Avenir Next" w:hAnsi="Avenir Next" w:cs="Avenir Next" w:eastAsia="Avenir Next"/>
+          <w:color w:val="1A1A1A"/>
           <w:sz w:val="20"/>
           <w:szCs w:val="20"/>
         </w:rPr>
-        <w:t xml:space="preserve">3.</w:t>
-      </w:r>
-      <w:r>
-        <w:rPr>
-          <w:rFonts w:ascii="Avenir Next" w:hAnsi="Avenir Next" w:cs="Avenir Next" w:eastAsia="Avenir Next"/>
-          <w:color w:val="1A1A1A"/>
-          <w:sz w:val="20"/>
-          <w:szCs w:val="20"/>
-        </w:rPr>
         <w:tab/>
       </w:r>
       <w:r>
@@ -1604,7 +1608,7 @@
           <w:rFonts w:ascii="Avenir Next" w:hAnsi="Avenir Next" w:cs="Avenir Next" w:eastAsia="Avenir Next"/>
           <w:b/>
           <w:color w:val="1A1A1A"/>
-          <w:sz w:val="20"/>
+          <w:sz w:val="22"/>
           <w:szCs w:val="20"/>
         </w:rPr>
         <w:t xml:space="preserve">Water Tank.  </w:t>
@@ -1613,7 +1617,7 @@
         <w:rPr>
           <w:rFonts w:ascii="Avenir Next" w:hAnsi="Avenir Next" w:cs="Avenir Next" w:eastAsia="Avenir Next"/>
           <w:color w:val="1A1A1A"/>
-          <w:sz w:val="20"/>
+          <w:sz w:val="22"/>
           <w:szCs w:val="20"/>
         </w:rPr>
         <w:t xml:space="preserve">A tank has 20 gallons. It fills at 15 gallons each minute, so </w:t>
@@ -1623,7 +1627,7 @@
           <w:rFonts w:ascii="Avenir Next" w:hAnsi="Avenir Next" w:cs="Avenir Next" w:eastAsia="Avenir Next"/>
           <w:i/>
           <w:color w:val="1A1A1A"/>
-          <w:sz w:val="20"/>
+          <w:sz w:val="22"/>
           <w:szCs w:val="20"/>
         </w:rPr>
         <w:t xml:space="preserve">g</w:t>
@@ -1632,7 +1636,7 @@
         <w:rPr>
           <w:rFonts w:ascii="Avenir Next" w:hAnsi="Avenir Next" w:cs="Avenir Next" w:eastAsia="Avenir Next"/>
           <w:color w:val="1A1A1A"/>
-          <w:sz w:val="20"/>
+          <w:sz w:val="22"/>
           <w:szCs w:val="20"/>
         </w:rPr>
         <w:t xml:space="preserve"> = 15</w:t>
@@ -1642,7 +1646,7 @@
           <w:rFonts w:ascii="Avenir Next" w:hAnsi="Avenir Next" w:cs="Avenir Next" w:eastAsia="Avenir Next"/>
           <w:i/>
           <w:color w:val="1A1A1A"/>
-          <w:sz w:val="20"/>
+          <w:sz w:val="22"/>
           <w:szCs w:val="20"/>
         </w:rPr>
         <w:t xml:space="preserve">m</w:t>
@@ -1651,7 +1655,7 @@
         <w:rPr>
           <w:rFonts w:ascii="Avenir Next" w:hAnsi="Avenir Next" w:cs="Avenir Next" w:eastAsia="Avenir Next"/>
           <w:color w:val="1A1A1A"/>
-          <w:sz w:val="20"/>
+          <w:sz w:val="22"/>
           <w:szCs w:val="20"/>
         </w:rPr>
         <w:t xml:space="preserve"> + 20.</w:t>
@@ -1671,10 +1675,28 @@
           <w:rFonts w:ascii="Avenir Next" w:hAnsi="Avenir Next" w:cs="Avenir Next" w:eastAsia="Avenir Next"/>
           <w:b/>
           <w:color w:val="003A70"/>
+          <w:sz w:val="22"/>
+          <w:szCs w:val="20"/>
+        </w:rPr>
+        <w:t xml:space="preserve">a.</w:t>
+      </w:r>
+      <w:r>
+        <w:rPr>
+          <w:rFonts w:ascii="Avenir Next" w:hAnsi="Avenir Next" w:cs="Avenir Next" w:eastAsia="Avenir Next"/>
+          <w:color w:val="1A1A1A"/>
           <w:sz w:val="20"/>
           <w:szCs w:val="20"/>
         </w:rPr>
-        <w:t xml:space="preserve">a.</w:t>
+        <w:tab/>
+      </w:r>
+      <w:r>
+        <w:rPr>
+          <w:rFonts w:ascii="Avenir Next" w:hAnsi="Avenir Next" w:cs="Avenir Next" w:eastAsia="Avenir Next"/>
+          <w:color w:val="1A1A1A"/>
+          <w:sz w:val="22"/>
+          <w:szCs w:val="20"/>
+        </w:rPr>
+        <w:t xml:space="preserve">Gallons after 6 minutes:</w:t>
       </w:r>
       <w:r>
         <w:rPr>
@@ -1683,7 +1705,7 @@
           <w:sz w:val="20"/>
           <w:szCs w:val="20"/>
         </w:rPr>
-        <w:tab/>
+        <w:t xml:space="preserve">  </w:t>
       </w:r>
       <w:r>
         <w:rPr>
@@ -1691,24 +1713,6 @@
           <w:color w:val="1A1A1A"/>
           <w:sz w:val="20"/>
           <w:szCs w:val="20"/>
-        </w:rPr>
-        <w:t xml:space="preserve">Gallons after 6 minutes:</w:t>
-      </w:r>
-      <w:r>
-        <w:rPr>
-          <w:rFonts w:ascii="Avenir Next" w:hAnsi="Avenir Next" w:cs="Avenir Next" w:eastAsia="Avenir Next"/>
-          <w:color w:val="1A1A1A"/>
-          <w:sz w:val="20"/>
-          <w:szCs w:val="20"/>
-        </w:rPr>
-        <w:t xml:space="preserve">  </w:t>
-      </w:r>
-      <w:r>
-        <w:rPr>
-          <w:rFonts w:ascii="Avenir Next" w:hAnsi="Avenir Next" w:cs="Avenir Next" w:eastAsia="Avenir Next"/>
-          <w:color w:val="1A1A1A"/>
-          <w:sz w:val="20"/>
-          <w:szCs w:val="20"/>
           <w:u w:val="single"/>
         </w:rPr>
         <w:t xml:space="preserve">                </w:t>
@@ -1717,7 +1721,7 @@
         <w:rPr>
           <w:rFonts w:ascii="Avenir Next" w:hAnsi="Avenir Next" w:cs="Avenir Next" w:eastAsia="Avenir Next"/>
           <w:color w:val="1A1A1A"/>
-          <w:sz w:val="20"/>
+          <w:sz w:val="22"/>
           <w:szCs w:val="20"/>
         </w:rPr>
         <w:t xml:space="preserve"> gal</w:t>
@@ -1737,10 +1741,28 @@
           <w:rFonts w:ascii="Avenir Next" w:hAnsi="Avenir Next" w:cs="Avenir Next" w:eastAsia="Avenir Next"/>
           <w:b/>
           <w:color w:val="003A70"/>
+          <w:sz w:val="22"/>
+          <w:szCs w:val="20"/>
+        </w:rPr>
+        <w:t xml:space="preserve">b.</w:t>
+      </w:r>
+      <w:r>
+        <w:rPr>
+          <w:rFonts w:ascii="Avenir Next" w:hAnsi="Avenir Next" w:cs="Avenir Next" w:eastAsia="Avenir Next"/>
+          <w:color w:val="1A1A1A"/>
           <w:sz w:val="20"/>
           <w:szCs w:val="20"/>
         </w:rPr>
-        <w:t xml:space="preserve">b.</w:t>
+        <w:tab/>
+      </w:r>
+      <w:r>
+        <w:rPr>
+          <w:rFonts w:ascii="Avenir Next" w:hAnsi="Avenir Next" w:cs="Avenir Next" w:eastAsia="Avenir Next"/>
+          <w:color w:val="1A1A1A"/>
+          <w:sz w:val="22"/>
+          <w:szCs w:val="20"/>
+        </w:rPr>
+        <w:t xml:space="preserve">Gallons after 10 minutes:</w:t>
       </w:r>
       <w:r>
         <w:rPr>
@@ -1749,7 +1771,7 @@
           <w:sz w:val="20"/>
           <w:szCs w:val="20"/>
         </w:rPr>
-        <w:tab/>
+        <w:t xml:space="preserve">  </w:t>
       </w:r>
       <w:r>
         <w:rPr>
@@ -1757,24 +1779,6 @@
           <w:color w:val="1A1A1A"/>
           <w:sz w:val="20"/>
           <w:szCs w:val="20"/>
-        </w:rPr>
-        <w:t xml:space="preserve">Gallons after 10 minutes:</w:t>
-      </w:r>
-      <w:r>
-        <w:rPr>
-          <w:rFonts w:ascii="Avenir Next" w:hAnsi="Avenir Next" w:cs="Avenir Next" w:eastAsia="Avenir Next"/>
-          <w:color w:val="1A1A1A"/>
-          <w:sz w:val="20"/>
-          <w:szCs w:val="20"/>
-        </w:rPr>
-        <w:t xml:space="preserve">  </w:t>
-      </w:r>
-      <w:r>
-        <w:rPr>
-          <w:rFonts w:ascii="Avenir Next" w:hAnsi="Avenir Next" w:cs="Avenir Next" w:eastAsia="Avenir Next"/>
-          <w:color w:val="1A1A1A"/>
-          <w:sz w:val="20"/>
-          <w:szCs w:val="20"/>
           <w:u w:val="single"/>
         </w:rPr>
         <w:t xml:space="preserve">                </w:t>
@@ -1783,7 +1787,7 @@
         <w:rPr>
           <w:rFonts w:ascii="Avenir Next" w:hAnsi="Avenir Next" w:cs="Avenir Next" w:eastAsia="Avenir Next"/>
           <w:color w:val="1A1A1A"/>
-          <w:sz w:val="20"/>
+          <w:sz w:val="22"/>
           <w:szCs w:val="20"/>
         </w:rPr>
         <w:t xml:space="preserve"> gal</w:t>
@@ -1808,18 +1812,18 @@
           <w:rFonts w:ascii="Avenir Next" w:hAnsi="Avenir Next" w:cs="Avenir Next" w:eastAsia="Avenir Next"/>
           <w:b/>
           <w:color w:val="1A1A1A"/>
+          <w:sz w:val="22"/>
+          <w:szCs w:val="20"/>
+        </w:rPr>
+        <w:t xml:space="preserve">4.</w:t>
+      </w:r>
+      <w:r>
+        <w:rPr>
+          <w:rFonts w:ascii="Avenir Next" w:hAnsi="Avenir Next" w:cs="Avenir Next" w:eastAsia="Avenir Next"/>
+          <w:color w:val="1A1A1A"/>
           <w:sz w:val="20"/>
           <w:szCs w:val="20"/>
         </w:rPr>
-        <w:t xml:space="preserve">4.</w:t>
-      </w:r>
-      <w:r>
-        <w:rPr>
-          <w:rFonts w:ascii="Avenir Next" w:hAnsi="Avenir Next" w:cs="Avenir Next" w:eastAsia="Avenir Next"/>
-          <w:color w:val="1A1A1A"/>
-          <w:sz w:val="20"/>
-          <w:szCs w:val="20"/>
-        </w:rPr>
         <w:tab/>
       </w:r>
       <w:r>
@@ -1827,7 +1831,7 @@
           <w:rFonts w:ascii="Avenir Next" w:hAnsi="Avenir Next" w:cs="Avenir Next" w:eastAsia="Avenir Next"/>
           <w:b/>
           <w:color w:val="1A1A1A"/>
-          <w:sz w:val="20"/>
+          <w:sz w:val="22"/>
           <w:szCs w:val="20"/>
         </w:rPr>
         <w:t xml:space="preserve">Bike Rental.  </w:t>
@@ -1836,7 +1840,7 @@
         <w:rPr>
           <w:rFonts w:ascii="Avenir Next" w:hAnsi="Avenir Next" w:cs="Avenir Next" w:eastAsia="Avenir Next"/>
           <w:color w:val="1A1A1A"/>
-          <w:sz w:val="20"/>
+          <w:sz w:val="22"/>
           <w:szCs w:val="20"/>
         </w:rPr>
         <w:t xml:space="preserve">A bike rental costs </w:t>
@@ -1846,7 +1850,7 @@
           <w:rFonts w:ascii="Avenir Next" w:hAnsi="Avenir Next" w:cs="Avenir Next" w:eastAsia="Avenir Next"/>
           <w:i/>
           <w:color w:val="1A1A1A"/>
-          <w:sz w:val="20"/>
+          <w:sz w:val="22"/>
           <w:szCs w:val="20"/>
         </w:rPr>
         <w:t xml:space="preserve">c</w:t>
@@ -1855,7 +1859,7 @@
         <w:rPr>
           <w:rFonts w:ascii="Avenir Next" w:hAnsi="Avenir Next" w:cs="Avenir Next" w:eastAsia="Avenir Next"/>
           <w:color w:val="1A1A1A"/>
-          <w:sz w:val="20"/>
+          <w:sz w:val="22"/>
           <w:szCs w:val="20"/>
         </w:rPr>
         <w:t xml:space="preserve"> = 7</w:t>
@@ -1865,7 +1869,7 @@
           <w:rFonts w:ascii="Avenir Next" w:hAnsi="Avenir Next" w:cs="Avenir Next" w:eastAsia="Avenir Next"/>
           <w:i/>
           <w:color w:val="1A1A1A"/>
-          <w:sz w:val="20"/>
+          <w:sz w:val="22"/>
           <w:szCs w:val="20"/>
         </w:rPr>
         <w:t xml:space="preserve">h</w:t>
@@ -1874,7 +1878,7 @@
         <w:rPr>
           <w:rFonts w:ascii="Avenir Next" w:hAnsi="Avenir Next" w:cs="Avenir Next" w:eastAsia="Avenir Next"/>
           <w:color w:val="1A1A1A"/>
-          <w:sz w:val="20"/>
+          <w:sz w:val="22"/>
           <w:szCs w:val="20"/>
         </w:rPr>
         <w:t xml:space="preserve"> + 5 dollars for </w:t>
@@ -1884,7 +1888,7 @@
           <w:rFonts w:ascii="Avenir Next" w:hAnsi="Avenir Next" w:cs="Avenir Next" w:eastAsia="Avenir Next"/>
           <w:i/>
           <w:color w:val="1A1A1A"/>
-          <w:sz w:val="20"/>
+          <w:sz w:val="22"/>
           <w:szCs w:val="20"/>
         </w:rPr>
         <w:t xml:space="preserve">h</w:t>
@@ -1893,7 +1897,7 @@
         <w:rPr>
           <w:rFonts w:ascii="Avenir Next" w:hAnsi="Avenir Next" w:cs="Avenir Next" w:eastAsia="Avenir Next"/>
           <w:color w:val="1A1A1A"/>
-          <w:sz w:val="20"/>
+          <w:sz w:val="22"/>
           <w:szCs w:val="20"/>
         </w:rPr>
         <w:t xml:space="preserve"> hours. Find the cost of renting for 3 hours. Then find the cost for 8 hours.</w:t>
@@ -1912,7 +1916,7 @@
           <w:rFonts w:ascii="Avenir Next" w:hAnsi="Avenir Next" w:cs="Avenir Next" w:eastAsia="Avenir Next"/>
           <w:b/>
           <w:color w:val="1A1A1A"/>
-          <w:sz w:val="18"/>
+          <w:sz w:val="22"/>
           <w:szCs w:val="18"/>
         </w:rPr>
         <w:t xml:space="preserve">Costs</w:t>
@@ -1946,18 +1950,18 @@
           <w:rFonts w:ascii="Avenir Next" w:hAnsi="Avenir Next" w:cs="Avenir Next" w:eastAsia="Avenir Next"/>
           <w:b/>
           <w:color w:val="1A1A1A"/>
+          <w:sz w:val="22"/>
+          <w:szCs w:val="20"/>
+        </w:rPr>
+        <w:t xml:space="preserve">5.</w:t>
+      </w:r>
+      <w:r>
+        <w:rPr>
+          <w:rFonts w:ascii="Avenir Next" w:hAnsi="Avenir Next" w:cs="Avenir Next" w:eastAsia="Avenir Next"/>
+          <w:color w:val="1A1A1A"/>
           <w:sz w:val="20"/>
           <w:szCs w:val="20"/>
         </w:rPr>
-        <w:t xml:space="preserve">5.</w:t>
-      </w:r>
-      <w:r>
-        <w:rPr>
-          <w:rFonts w:ascii="Avenir Next" w:hAnsi="Avenir Next" w:cs="Avenir Next" w:eastAsia="Avenir Next"/>
-          <w:color w:val="1A1A1A"/>
-          <w:sz w:val="20"/>
-          <w:szCs w:val="20"/>
-        </w:rPr>
         <w:tab/>
       </w:r>
       <w:r>
@@ -1965,7 +1969,7 @@
           <w:rFonts w:ascii="Avenir Next" w:hAnsi="Avenir Next" w:cs="Avenir Next" w:eastAsia="Avenir Next"/>
           <w:b/>
           <w:color w:val="1A1A1A"/>
-          <w:sz w:val="20"/>
+          <w:sz w:val="22"/>
           <w:szCs w:val="20"/>
         </w:rPr>
         <w:t xml:space="preserve">On the Line?  </w:t>
@@ -1974,7 +1978,7 @@
         <w:rPr>
           <w:rFonts w:ascii="Avenir Next" w:hAnsi="Avenir Next" w:cs="Avenir Next" w:eastAsia="Avenir Next"/>
           <w:color w:val="1A1A1A"/>
-          <w:sz w:val="20"/>
+          <w:sz w:val="22"/>
           <w:szCs w:val="20"/>
         </w:rPr>
         <w:t xml:space="preserve">Substitute </w:t>
@@ -1984,7 +1988,7 @@
           <w:rFonts w:ascii="Avenir Next" w:hAnsi="Avenir Next" w:cs="Avenir Next" w:eastAsia="Avenir Next"/>
           <w:i/>
           <w:color w:val="1A1A1A"/>
-          <w:sz w:val="20"/>
+          <w:sz w:val="22"/>
           <w:szCs w:val="20"/>
         </w:rPr>
         <w:t xml:space="preserve">x</w:t>
@@ -1993,7 +1997,7 @@
         <w:rPr>
           <w:rFonts w:ascii="Avenir Next" w:hAnsi="Avenir Next" w:cs="Avenir Next" w:eastAsia="Avenir Next"/>
           <w:color w:val="1A1A1A"/>
-          <w:sz w:val="20"/>
+          <w:sz w:val="22"/>
           <w:szCs w:val="20"/>
         </w:rPr>
         <w:t xml:space="preserve"> to decide whether each point is on the graph of </w:t>
@@ -2003,7 +2007,7 @@
           <w:rFonts w:ascii="Avenir Next" w:hAnsi="Avenir Next" w:cs="Avenir Next" w:eastAsia="Avenir Next"/>
           <w:i/>
           <w:color w:val="1A1A1A"/>
-          <w:sz w:val="20"/>
+          <w:sz w:val="22"/>
           <w:szCs w:val="20"/>
         </w:rPr>
         <w:t xml:space="preserve">y</w:t>
@@ -2012,7 +2016,7 @@
         <w:rPr>
           <w:rFonts w:ascii="Avenir Next" w:hAnsi="Avenir Next" w:cs="Avenir Next" w:eastAsia="Avenir Next"/>
           <w:color w:val="1A1A1A"/>
-          <w:sz w:val="20"/>
+          <w:sz w:val="22"/>
           <w:szCs w:val="20"/>
         </w:rPr>
         <w:t xml:space="preserve"> = 5</w:t>
@@ -2022,7 +2026,7 @@
           <w:rFonts w:ascii="Avenir Next" w:hAnsi="Avenir Next" w:cs="Avenir Next" w:eastAsia="Avenir Next"/>
           <w:i/>
           <w:color w:val="1A1A1A"/>
-          <w:sz w:val="20"/>
+          <w:sz w:val="22"/>
           <w:szCs w:val="20"/>
         </w:rPr>
         <w:t xml:space="preserve">x</w:t>
@@ -2031,7 +2035,7 @@
         <w:rPr>
           <w:rFonts w:ascii="Avenir Next" w:hAnsi="Avenir Next" w:cs="Avenir Next" w:eastAsia="Avenir Next"/>
           <w:color w:val="1A1A1A"/>
-          <w:sz w:val="20"/>
+          <w:sz w:val="22"/>
           <w:szCs w:val="20"/>
         </w:rPr>
         <w:t xml:space="preserve"> + 2.</w:t>
@@ -2051,10 +2055,28 @@
           <w:rFonts w:ascii="Avenir Next" w:hAnsi="Avenir Next" w:cs="Avenir Next" w:eastAsia="Avenir Next"/>
           <w:b/>
           <w:color w:val="003A70"/>
+          <w:sz w:val="22"/>
+          <w:szCs w:val="20"/>
+        </w:rPr>
+        <w:t xml:space="preserve">a.</w:t>
+      </w:r>
+      <w:r>
+        <w:rPr>
+          <w:rFonts w:ascii="Avenir Next" w:hAnsi="Avenir Next" w:cs="Avenir Next" w:eastAsia="Avenir Next"/>
+          <w:color w:val="1A1A1A"/>
           <w:sz w:val="20"/>
           <w:szCs w:val="20"/>
         </w:rPr>
-        <w:t xml:space="preserve">a.</w:t>
+        <w:tab/>
+      </w:r>
+      <w:r>
+        <w:rPr>
+          <w:rFonts w:ascii="Avenir Next" w:hAnsi="Avenir Next" w:cs="Avenir Next" w:eastAsia="Avenir Next"/>
+          <w:color w:val="1A1A1A"/>
+          <w:sz w:val="22"/>
+          <w:szCs w:val="20"/>
+        </w:rPr>
+        <w:t xml:space="preserve">(4, 22):   5 × 4 + 2 = </w:t>
       </w:r>
       <w:r>
         <w:rPr>
@@ -2062,24 +2084,6 @@
           <w:color w:val="1A1A1A"/>
           <w:sz w:val="20"/>
           <w:szCs w:val="20"/>
-        </w:rPr>
-        <w:tab/>
-      </w:r>
-      <w:r>
-        <w:rPr>
-          <w:rFonts w:ascii="Avenir Next" w:hAnsi="Avenir Next" w:cs="Avenir Next" w:eastAsia="Avenir Next"/>
-          <w:color w:val="1A1A1A"/>
-          <w:sz w:val="20"/>
-          <w:szCs w:val="20"/>
-        </w:rPr>
-        <w:t xml:space="preserve">(4, 22):   5 × 4 + 2 = </w:t>
-      </w:r>
-      <w:r>
-        <w:rPr>
-          <w:rFonts w:ascii="Avenir Next" w:hAnsi="Avenir Next" w:cs="Avenir Next" w:eastAsia="Avenir Next"/>
-          <w:color w:val="1A1A1A"/>
-          <w:sz w:val="20"/>
-          <w:szCs w:val="20"/>
           <w:u w:val="single"/>
         </w:rPr>
         <w:t xml:space="preserve">         </w:t>
@@ -2088,7 +2092,7 @@
         <w:rPr>
           <w:rFonts w:ascii="Avenir Next" w:hAnsi="Avenir Next" w:cs="Avenir Next" w:eastAsia="Avenir Next"/>
           <w:color w:val="1A1A1A"/>
-          <w:sz w:val="20"/>
+          <w:sz w:val="22"/>
           <w:szCs w:val="20"/>
         </w:rPr>
         <w:t xml:space="preserve">    On the line?  </w:t>
@@ -2106,7 +2110,7 @@
         <w:rPr>
           <w:rFonts w:ascii="Avenir Next" w:hAnsi="Avenir Next" w:cs="Avenir Next" w:eastAsia="Avenir Next"/>
           <w:color w:val="1A1A1A"/>
-          <w:sz w:val="20"/>
+          <w:sz w:val="22"/>
           <w:szCs w:val="20"/>
         </w:rPr>
         <w:t xml:space="preserve"> Yes  </w:t>
@@ -2124,7 +2128,7 @@
         <w:rPr>
           <w:rFonts w:ascii="Avenir Next" w:hAnsi="Avenir Next" w:cs="Avenir Next" w:eastAsia="Avenir Next"/>
           <w:color w:val="1A1A1A"/>
-          <w:sz w:val="20"/>
+          <w:sz w:val="22"/>
           <w:szCs w:val="20"/>
         </w:rPr>
         <w:t xml:space="preserve"> No</w:t>
@@ -2144,10 +2148,28 @@
           <w:rFonts w:ascii="Avenir Next" w:hAnsi="Avenir Next" w:cs="Avenir Next" w:eastAsia="Avenir Next"/>
           <w:b/>
           <w:color w:val="003A70"/>
+          <w:sz w:val="22"/>
+          <w:szCs w:val="20"/>
+        </w:rPr>
+        <w:t xml:space="preserve">b.</w:t>
+      </w:r>
+      <w:r>
+        <w:rPr>
+          <w:rFonts w:ascii="Avenir Next" w:hAnsi="Avenir Next" w:cs="Avenir Next" w:eastAsia="Avenir Next"/>
+          <w:color w:val="1A1A1A"/>
           <w:sz w:val="20"/>
           <w:szCs w:val="20"/>
         </w:rPr>
-        <w:t xml:space="preserve">b.</w:t>
+        <w:tab/>
+      </w:r>
+      <w:r>
+        <w:rPr>
+          <w:rFonts w:ascii="Avenir Next" w:hAnsi="Avenir Next" w:cs="Avenir Next" w:eastAsia="Avenir Next"/>
+          <w:color w:val="1A1A1A"/>
+          <w:sz w:val="22"/>
+          <w:szCs w:val="20"/>
+        </w:rPr>
+        <w:t xml:space="preserve">(6, 30):   5 × 6 + 2 = </w:t>
       </w:r>
       <w:r>
         <w:rPr>
@@ -2155,24 +2177,6 @@
           <w:color w:val="1A1A1A"/>
           <w:sz w:val="20"/>
           <w:szCs w:val="20"/>
-        </w:rPr>
-        <w:tab/>
-      </w:r>
-      <w:r>
-        <w:rPr>
-          <w:rFonts w:ascii="Avenir Next" w:hAnsi="Avenir Next" w:cs="Avenir Next" w:eastAsia="Avenir Next"/>
-          <w:color w:val="1A1A1A"/>
-          <w:sz w:val="20"/>
-          <w:szCs w:val="20"/>
-        </w:rPr>
-        <w:t xml:space="preserve">(6, 30):   5 × 6 + 2 = </w:t>
-      </w:r>
-      <w:r>
-        <w:rPr>
-          <w:rFonts w:ascii="Avenir Next" w:hAnsi="Avenir Next" w:cs="Avenir Next" w:eastAsia="Avenir Next"/>
-          <w:color w:val="1A1A1A"/>
-          <w:sz w:val="20"/>
-          <w:szCs w:val="20"/>
           <w:u w:val="single"/>
         </w:rPr>
         <w:t xml:space="preserve">         </w:t>
@@ -2181,7 +2185,7 @@
         <w:rPr>
           <w:rFonts w:ascii="Avenir Next" w:hAnsi="Avenir Next" w:cs="Avenir Next" w:eastAsia="Avenir Next"/>
           <w:color w:val="1A1A1A"/>
-          <w:sz w:val="20"/>
+          <w:sz w:val="22"/>
           <w:szCs w:val="20"/>
         </w:rPr>
         <w:t xml:space="preserve">    On the line?  </w:t>
@@ -2199,7 +2203,7 @@
         <w:rPr>
           <w:rFonts w:ascii="Avenir Next" w:hAnsi="Avenir Next" w:cs="Avenir Next" w:eastAsia="Avenir Next"/>
           <w:color w:val="1A1A1A"/>
-          <w:sz w:val="20"/>
+          <w:sz w:val="22"/>
           <w:szCs w:val="20"/>
         </w:rPr>
         <w:t xml:space="preserve"> Yes  </w:t>
@@ -2217,7 +2221,7 @@
         <w:rPr>
           <w:rFonts w:ascii="Avenir Next" w:hAnsi="Avenir Next" w:cs="Avenir Next" w:eastAsia="Avenir Next"/>
           <w:color w:val="1A1A1A"/>
-          <w:sz w:val="20"/>
+          <w:sz w:val="22"/>
           <w:szCs w:val="20"/>
         </w:rPr>
         <w:t xml:space="preserve"> No</w:t>
@@ -2242,18 +2246,18 @@
           <w:rFonts w:ascii="Avenir Next" w:hAnsi="Avenir Next" w:cs="Avenir Next" w:eastAsia="Avenir Next"/>
           <w:b/>
           <w:color w:val="1A1A1A"/>
+          <w:sz w:val="22"/>
+          <w:szCs w:val="20"/>
+        </w:rPr>
+        <w:t xml:space="preserve">6.</w:t>
+      </w:r>
+      <w:r>
+        <w:rPr>
+          <w:rFonts w:ascii="Avenir Next" w:hAnsi="Avenir Next" w:cs="Avenir Next" w:eastAsia="Avenir Next"/>
+          <w:color w:val="1A1A1A"/>
           <w:sz w:val="20"/>
           <w:szCs w:val="20"/>
         </w:rPr>
-        <w:t xml:space="preserve">6.</w:t>
-      </w:r>
-      <w:r>
-        <w:rPr>
-          <w:rFonts w:ascii="Avenir Next" w:hAnsi="Avenir Next" w:cs="Avenir Next" w:eastAsia="Avenir Next"/>
-          <w:color w:val="1A1A1A"/>
-          <w:sz w:val="20"/>
-          <w:szCs w:val="20"/>
-        </w:rPr>
         <w:tab/>
       </w:r>
       <w:r>
@@ -2261,7 +2265,7 @@
           <w:rFonts w:ascii="Avenir Next" w:hAnsi="Avenir Next" w:cs="Avenir Next" w:eastAsia="Avenir Next"/>
           <w:b/>
           <w:color w:val="1A1A1A"/>
-          <w:sz w:val="20"/>
+          <w:sz w:val="22"/>
           <w:szCs w:val="20"/>
         </w:rPr>
         <w:t xml:space="preserve">Find the Error.  </w:t>
@@ -2270,7 +2274,7 @@
         <w:rPr>
           <w:rFonts w:ascii="Avenir Next" w:hAnsi="Avenir Next" w:cs="Avenir Next" w:eastAsia="Avenir Next"/>
           <w:color w:val="1A1A1A"/>
-          <w:sz w:val="20"/>
+          <w:sz w:val="22"/>
           <w:szCs w:val="20"/>
         </w:rPr>
         <w:t xml:space="preserve">For </w:t>
@@ -2280,7 +2284,7 @@
           <w:rFonts w:ascii="Avenir Next" w:hAnsi="Avenir Next" w:cs="Avenir Next" w:eastAsia="Avenir Next"/>
           <w:i/>
           <w:color w:val="1A1A1A"/>
-          <w:sz w:val="20"/>
+          <w:sz w:val="22"/>
           <w:szCs w:val="20"/>
         </w:rPr>
         <w:t xml:space="preserve">y</w:t>
@@ -2289,7 +2293,7 @@
         <w:rPr>
           <w:rFonts w:ascii="Avenir Next" w:hAnsi="Avenir Next" w:cs="Avenir Next" w:eastAsia="Avenir Next"/>
           <w:color w:val="1A1A1A"/>
-          <w:sz w:val="20"/>
+          <w:sz w:val="22"/>
           <w:szCs w:val="20"/>
         </w:rPr>
         <w:t xml:space="preserve"> = 4</w:t>
@@ -2299,7 +2303,7 @@
           <w:rFonts w:ascii="Avenir Next" w:hAnsi="Avenir Next" w:cs="Avenir Next" w:eastAsia="Avenir Next"/>
           <w:i/>
           <w:color w:val="1A1A1A"/>
-          <w:sz w:val="20"/>
+          <w:sz w:val="22"/>
           <w:szCs w:val="20"/>
         </w:rPr>
         <w:t xml:space="preserve">x</w:t>
@@ -2308,7 +2312,7 @@
         <w:rPr>
           <w:rFonts w:ascii="Avenir Next" w:hAnsi="Avenir Next" w:cs="Avenir Next" w:eastAsia="Avenir Next"/>
           <w:color w:val="1A1A1A"/>
-          <w:sz w:val="20"/>
+          <w:sz w:val="22"/>
           <w:szCs w:val="20"/>
         </w:rPr>
         <w:t xml:space="preserve"> + 3 with </w:t>
@@ -2318,7 +2322,7 @@
           <w:rFonts w:ascii="Avenir Next" w:hAnsi="Avenir Next" w:cs="Avenir Next" w:eastAsia="Avenir Next"/>
           <w:i/>
           <w:color w:val="1A1A1A"/>
-          <w:sz w:val="20"/>
+          <w:sz w:val="22"/>
           <w:szCs w:val="20"/>
         </w:rPr>
         <w:t xml:space="preserve">x</w:t>
@@ -2327,7 +2331,7 @@
         <w:rPr>
           <w:rFonts w:ascii="Avenir Next" w:hAnsi="Avenir Next" w:cs="Avenir Next" w:eastAsia="Avenir Next"/>
           <w:color w:val="1A1A1A"/>
-          <w:sz w:val="20"/>
+          <w:sz w:val="22"/>
           <w:szCs w:val="20"/>
         </w:rPr>
         <w:t xml:space="preserve"> = 5, Dev added first: 4 + 3 = 7, and 7 × 5 = 35. Explain his mistake and find </w:t>
@@ -2337,7 +2341,7 @@
           <w:rFonts w:ascii="Avenir Next" w:hAnsi="Avenir Next" w:cs="Avenir Next" w:eastAsia="Avenir Next"/>
           <w:i/>
           <w:color w:val="1A1A1A"/>
-          <w:sz w:val="20"/>
+          <w:sz w:val="22"/>
           <w:szCs w:val="20"/>
         </w:rPr>
         <w:t xml:space="preserve">y</w:t>
@@ -2346,7 +2350,7 @@
         <w:rPr>
           <w:rFonts w:ascii="Avenir Next" w:hAnsi="Avenir Next" w:cs="Avenir Next" w:eastAsia="Avenir Next"/>
           <w:color w:val="1A1A1A"/>
-          <w:sz w:val="20"/>
+          <w:sz w:val="22"/>
           <w:szCs w:val="20"/>
         </w:rPr>
         <w:t xml:space="preserve">.</w:t>
@@ -2467,6 +2471,7 @@
           </w:tcPr>
           <w:p>
             <w:pPr>
+              <w:pStyle w:val="Heading2"/>
               <w:spacing w:before="0" w:after="0" w:line="240" w:lineRule="auto"/>
             </w:pPr>
             <w:r>
@@ -2504,7 +2509,7 @@
               <w:rPr>
                 <w:rFonts w:ascii="Avenir Next" w:hAnsi="Avenir Next" w:cs="Avenir Next" w:eastAsia="Avenir Next"/>
                 <w:color w:val="1A1A1A"/>
-                <w:sz w:val="17"/>
+                <w:sz w:val="22"/>
                 <w:szCs w:val="17"/>
               </w:rPr>
               <w:t xml:space="preserve">  I can do this on my own</w:t>
@@ -2533,7 +2538,7 @@
               <w:rPr>
                 <w:rFonts w:ascii="Avenir Next" w:hAnsi="Avenir Next" w:cs="Avenir Next" w:eastAsia="Avenir Next"/>
                 <w:color w:val="1A1A1A"/>
-                <w:sz w:val="17"/>
+                <w:sz w:val="22"/>
                 <w:szCs w:val="17"/>
               </w:rPr>
               <w:t xml:space="preserve">  I need a little help</w:t>
@@ -2562,7 +2567,7 @@
               <w:rPr>
                 <w:rFonts w:ascii="Avenir Next" w:hAnsi="Avenir Next" w:cs="Avenir Next" w:eastAsia="Avenir Next"/>
                 <w:color w:val="1A1A1A"/>
-                <w:sz w:val="17"/>
+                <w:sz w:val="22"/>
                 <w:szCs w:val="17"/>
               </w:rPr>
               <w:t xml:space="preserve">  I have a question about #</w:t>
@@ -2600,7 +2605,7 @@
         <w:rPr>
           <w:rFonts w:ascii="Avenir Next" w:hAnsi="Avenir Next" w:cs="Avenir Next" w:eastAsia="Avenir Next"/>
           <w:color w:val="5A5F66"/>
-          <w:sz w:val="17"/>
+          <w:sz w:val="22"/>
           <w:szCs w:val="17"/>
         </w:rPr>
         <w:t xml:space="preserve">Pick a rule like </w:t>
@@ -2610,7 +2615,7 @@
           <w:rFonts w:ascii="Avenir Next" w:hAnsi="Avenir Next" w:cs="Avenir Next" w:eastAsia="Avenir Next"/>
           <w:i/>
           <w:color w:val="5A5F66"/>
-          <w:sz w:val="17"/>
+          <w:sz w:val="22"/>
           <w:szCs w:val="17"/>
         </w:rPr>
         <w:t xml:space="preserve">y</w:t>
@@ -2619,7 +2624,7 @@
         <w:rPr>
           <w:rFonts w:ascii="Avenir Next" w:hAnsi="Avenir Next" w:cs="Avenir Next" w:eastAsia="Avenir Next"/>
           <w:color w:val="5A5F66"/>
-          <w:sz w:val="17"/>
+          <w:sz w:val="22"/>
           <w:szCs w:val="17"/>
         </w:rPr>
         <w:t xml:space="preserve"> = 2</w:t>
@@ -2629,7 +2634,7 @@
           <w:rFonts w:ascii="Avenir Next" w:hAnsi="Avenir Next" w:cs="Avenir Next" w:eastAsia="Avenir Next"/>
           <w:i/>
           <w:color w:val="5A5F66"/>
-          <w:sz w:val="17"/>
+          <w:sz w:val="22"/>
           <w:szCs w:val="17"/>
         </w:rPr>
         <w:t xml:space="preserve">x</w:t>
@@ -2638,7 +2643,7 @@
         <w:rPr>
           <w:rFonts w:ascii="Avenir Next" w:hAnsi="Avenir Next" w:cs="Avenir Next" w:eastAsia="Avenir Next"/>
           <w:color w:val="5A5F66"/>
-          <w:sz w:val="17"/>
+          <w:sz w:val="22"/>
           <w:szCs w:val="17"/>
         </w:rPr>
         <w:t xml:space="preserve"> + 1. Ask someone at home for an input and find the output together.</w:t>
@@ -2658,10 +2663,28 @@
         <w:rPr>
           <w:rFonts w:ascii="Avenir Next" w:hAnsi="Avenir Next" w:cs="Avenir Next" w:eastAsia="Avenir Next"/>
           <w:color w:val="1A1A1A"/>
+          <w:sz w:val="22"/>
+          <w:szCs w:val="20"/>
+        </w:rPr>
+        <w:t xml:space="preserve">Name</w:t>
+      </w:r>
+      <w:r>
+        <w:rPr>
+          <w:rFonts w:ascii="Avenir Next" w:hAnsi="Avenir Next" w:cs="Avenir Next" w:eastAsia="Avenir Next"/>
+          <w:color w:val="1A1A1A"/>
           <w:sz w:val="20"/>
           <w:szCs w:val="20"/>
         </w:rPr>
-        <w:t xml:space="preserve">Name</w:t>
+        <w:tab/>
+      </w:r>
+      <w:r>
+        <w:rPr>
+          <w:rFonts w:ascii="Avenir Next" w:hAnsi="Avenir Next" w:cs="Avenir Next" w:eastAsia="Avenir Next"/>
+          <w:color w:val="1A1A1A"/>
+          <w:sz w:val="22"/>
+          <w:szCs w:val="20"/>
+        </w:rPr>
+        <w:t xml:space="preserve">   Date</w:t>
       </w:r>
       <w:r>
         <w:rPr>
@@ -2676,25 +2699,7 @@
         <w:rPr>
           <w:rFonts w:ascii="Avenir Next" w:hAnsi="Avenir Next" w:cs="Avenir Next" w:eastAsia="Avenir Next"/>
           <w:color w:val="1A1A1A"/>
-          <w:sz w:val="20"/>
-          <w:szCs w:val="20"/>
-        </w:rPr>
-        <w:t xml:space="preserve">   Date</w:t>
-      </w:r>
-      <w:r>
-        <w:rPr>
-          <w:rFonts w:ascii="Avenir Next" w:hAnsi="Avenir Next" w:cs="Avenir Next" w:eastAsia="Avenir Next"/>
-          <w:color w:val="1A1A1A"/>
-          <w:sz w:val="20"/>
-          <w:szCs w:val="20"/>
-        </w:rPr>
-        <w:tab/>
-      </w:r>
-      <w:r>
-        <w:rPr>
-          <w:rFonts w:ascii="Avenir Next" w:hAnsi="Avenir Next" w:cs="Avenir Next" w:eastAsia="Avenir Next"/>
-          <w:color w:val="1A1A1A"/>
-          <w:sz w:val="20"/>
+          <w:sz w:val="22"/>
           <w:szCs w:val="20"/>
         </w:rPr>
         <w:t xml:space="preserve">   Period</w:t>
@@ -2721,7 +2726,7 @@
           <w:caps/>
           <w:color w:val="003A70"/>
           <w:spacing w:val="12"/>
-          <w:sz w:val="19"/>
+          <w:sz w:val="22"/>
           <w:szCs w:val="19"/>
         </w:rPr>
         <w:t xml:space="preserve">Lesson 9-4  ·  Homework Packet  ·  Sheet 2 of 2</w:t>
@@ -2729,6 +2734,7 @@
     </w:p>
     <w:p>
       <w:pPr>
+        <w:pStyle w:val="Heading1"/>
         <w:keepNext/>
         <w:spacing w:before="0" w:after="0" w:line="240" w:lineRule="auto"/>
       </w:pPr>
@@ -2754,7 +2760,7 @@
         <w:rPr>
           <w:rFonts w:ascii="Avenir Next" w:hAnsi="Avenir Next" w:cs="Avenir Next" w:eastAsia="Avenir Next"/>
           <w:color w:val="5A5F66"/>
-          <w:sz w:val="17"/>
+          <w:sz w:val="22"/>
           <w:szCs w:val="17"/>
         </w:rPr>
         <w:t xml:space="preserve">Maryland Standard 6.EE.C.9   ·   Learning target — I can work backward from a goal to find the input an equation needs.</w:t>
@@ -2801,6 +2807,7 @@
           </w:tcPr>
           <w:p>
             <w:pPr>
+              <w:pStyle w:val="Heading2"/>
               <w:spacing w:before="0" w:after="0" w:line="240" w:lineRule="auto"/>
             </w:pPr>
             <w:r>
@@ -2828,63 +2835,63 @@
                 <w:rFonts w:ascii="Avenir Next" w:hAnsi="Avenir Next" w:cs="Avenir Next" w:eastAsia="Avenir Next"/>
                 <w:b/>
                 <w:color w:val="003A70"/>
+                <w:sz w:val="22"/>
+                <w:szCs w:val="18"/>
+              </w:rPr>
+              <w:t xml:space="preserve">•</w:t>
+            </w:r>
+            <w:r>
+              <w:rPr>
+                <w:rFonts w:ascii="Avenir Next" w:hAnsi="Avenir Next" w:cs="Avenir Next" w:eastAsia="Avenir Next"/>
+                <w:color w:val="1A1A1A"/>
                 <w:sz w:val="18"/>
                 <w:szCs w:val="18"/>
               </w:rPr>
-              <w:t xml:space="preserve">•</w:t>
-            </w:r>
-            <w:r>
-              <w:rPr>
-                <w:rFonts w:ascii="Avenir Next" w:hAnsi="Avenir Next" w:cs="Avenir Next" w:eastAsia="Avenir Next"/>
-                <w:color w:val="1A1A1A"/>
-                <w:sz w:val="18"/>
+              <w:tab/>
+            </w:r>
+            <w:r>
+              <w:rPr>
+                <w:rFonts w:ascii="Avenir Next" w:hAnsi="Avenir Next" w:cs="Avenir Next" w:eastAsia="Avenir Next"/>
+                <w:color w:val="1A1A1A"/>
+                <w:sz w:val="22"/>
                 <w:szCs w:val="18"/>
               </w:rPr>
-              <w:tab/>
-            </w:r>
-            <w:r>
-              <w:rPr>
-                <w:rFonts w:ascii="Avenir Next" w:hAnsi="Avenir Next" w:cs="Avenir Next" w:eastAsia="Avenir Next"/>
-                <w:color w:val="1A1A1A"/>
-                <w:sz w:val="18"/>
+              <w:t xml:space="preserve">Know the goal (</w:t>
+            </w:r>
+            <w:r>
+              <w:rPr>
+                <w:rFonts w:ascii="Avenir Next" w:hAnsi="Avenir Next" w:cs="Avenir Next" w:eastAsia="Avenir Next"/>
+                <w:i/>
+                <w:color w:val="1A1A1A"/>
+                <w:sz w:val="22"/>
                 <w:szCs w:val="18"/>
               </w:rPr>
-              <w:t xml:space="preserve">Know the goal (</w:t>
+              <w:t xml:space="preserve">y</w:t>
+            </w:r>
+            <w:r>
+              <w:rPr>
+                <w:rFonts w:ascii="Avenir Next" w:hAnsi="Avenir Next" w:cs="Avenir Next" w:eastAsia="Avenir Next"/>
+                <w:color w:val="1A1A1A"/>
+                <w:sz w:val="22"/>
+                <w:szCs w:val="18"/>
+              </w:rPr>
+              <w:t xml:space="preserve">)? Substitute it, then solve for </w:t>
             </w:r>
             <w:r>
               <w:rPr>
                 <w:rFonts w:ascii="Avenir Next" w:hAnsi="Avenir Next" w:cs="Avenir Next" w:eastAsia="Avenir Next"/>
                 <w:i/>
                 <w:color w:val="1A1A1A"/>
-                <w:sz w:val="18"/>
+                <w:sz w:val="22"/>
                 <w:szCs w:val="18"/>
               </w:rPr>
-              <w:t xml:space="preserve">y</w:t>
-            </w:r>
-            <w:r>
-              <w:rPr>
-                <w:rFonts w:ascii="Avenir Next" w:hAnsi="Avenir Next" w:cs="Avenir Next" w:eastAsia="Avenir Next"/>
-                <w:color w:val="1A1A1A"/>
-                <w:sz w:val="18"/>
-                <w:szCs w:val="18"/>
-              </w:rPr>
-              <w:t xml:space="preserve">)? Substitute it, then solve for </w:t>
-            </w:r>
-            <w:r>
-              <w:rPr>
-                <w:rFonts w:ascii="Avenir Next" w:hAnsi="Avenir Next" w:cs="Avenir Next" w:eastAsia="Avenir Next"/>
-                <w:i/>
-                <w:color w:val="1A1A1A"/>
-                <w:sz w:val="18"/>
-                <w:szCs w:val="18"/>
-              </w:rPr>
               <w:t xml:space="preserve">x</w:t>
             </w:r>
             <w:r>
               <w:rPr>
                 <w:rFonts w:ascii="Avenir Next" w:hAnsi="Avenir Next" w:cs="Avenir Next" w:eastAsia="Avenir Next"/>
                 <w:color w:val="1A1A1A"/>
-                <w:sz w:val="18"/>
+                <w:sz w:val="22"/>
                 <w:szCs w:val="18"/>
               </w:rPr>
               <w:t xml:space="preserve">.</w:t>
@@ -2903,44 +2910,44 @@
                 <w:rFonts w:ascii="Avenir Next" w:hAnsi="Avenir Next" w:cs="Avenir Next" w:eastAsia="Avenir Next"/>
                 <w:b/>
                 <w:color w:val="003A70"/>
+                <w:sz w:val="22"/>
+                <w:szCs w:val="18"/>
+              </w:rPr>
+              <w:t xml:space="preserve">•</w:t>
+            </w:r>
+            <w:r>
+              <w:rPr>
+                <w:rFonts w:ascii="Avenir Next" w:hAnsi="Avenir Next" w:cs="Avenir Next" w:eastAsia="Avenir Next"/>
+                <w:color w:val="1A1A1A"/>
                 <w:sz w:val="18"/>
                 <w:szCs w:val="18"/>
               </w:rPr>
-              <w:t xml:space="preserve">•</w:t>
-            </w:r>
-            <w:r>
-              <w:rPr>
-                <w:rFonts w:ascii="Avenir Next" w:hAnsi="Avenir Next" w:cs="Avenir Next" w:eastAsia="Avenir Next"/>
-                <w:color w:val="1A1A1A"/>
-                <w:sz w:val="18"/>
+              <w:tab/>
+            </w:r>
+            <w:r>
+              <w:rPr>
+                <w:rFonts w:ascii="Avenir Next" w:hAnsi="Avenir Next" w:cs="Avenir Next" w:eastAsia="Avenir Next"/>
+                <w:color w:val="1A1A1A"/>
+                <w:sz w:val="22"/>
                 <w:szCs w:val="18"/>
               </w:rPr>
-              <w:tab/>
-            </w:r>
-            <w:r>
-              <w:rPr>
-                <w:rFonts w:ascii="Avenir Next" w:hAnsi="Avenir Next" w:cs="Avenir Next" w:eastAsia="Avenir Next"/>
-                <w:color w:val="1A1A1A"/>
-                <w:sz w:val="18"/>
+              <w:t xml:space="preserve">Undo in </w:t>
+            </w:r>
+            <w:r>
+              <w:rPr>
+                <w:rFonts w:ascii="Avenir Next" w:hAnsi="Avenir Next" w:cs="Avenir Next" w:eastAsia="Avenir Next"/>
+                <w:b/>
+                <w:color w:val="1A1A1A"/>
+                <w:sz w:val="22"/>
                 <w:szCs w:val="18"/>
               </w:rPr>
-              <w:t xml:space="preserve">Undo in </w:t>
-            </w:r>
-            <w:r>
-              <w:rPr>
-                <w:rFonts w:ascii="Avenir Next" w:hAnsi="Avenir Next" w:cs="Avenir Next" w:eastAsia="Avenir Next"/>
-                <w:b/>
-                <w:color w:val="1A1A1A"/>
-                <w:sz w:val="18"/>
-                <w:szCs w:val="18"/>
-              </w:rPr>
               <w:t xml:space="preserve">reverse order</w:t>
             </w:r>
             <w:r>
               <w:rPr>
                 <w:rFonts w:ascii="Avenir Next" w:hAnsi="Avenir Next" w:cs="Avenir Next" w:eastAsia="Avenir Next"/>
                 <w:color w:val="1A1A1A"/>
-                <w:sz w:val="18"/>
+                <w:sz w:val="22"/>
                 <w:szCs w:val="18"/>
               </w:rPr>
               <w:t xml:space="preserve">: subtract the fee first, then divide by the rate.</w:t>
@@ -2959,44 +2966,44 @@
                 <w:rFonts w:ascii="Avenir Next" w:hAnsi="Avenir Next" w:cs="Avenir Next" w:eastAsia="Avenir Next"/>
                 <w:b/>
                 <w:color w:val="003A70"/>
+                <w:sz w:val="22"/>
+                <w:szCs w:val="18"/>
+              </w:rPr>
+              <w:t xml:space="preserve">•</w:t>
+            </w:r>
+            <w:r>
+              <w:rPr>
+                <w:rFonts w:ascii="Avenir Next" w:hAnsi="Avenir Next" w:cs="Avenir Next" w:eastAsia="Avenir Next"/>
+                <w:color w:val="1A1A1A"/>
                 <w:sz w:val="18"/>
                 <w:szCs w:val="18"/>
               </w:rPr>
-              <w:t xml:space="preserve">•</w:t>
-            </w:r>
-            <w:r>
-              <w:rPr>
-                <w:rFonts w:ascii="Avenir Next" w:hAnsi="Avenir Next" w:cs="Avenir Next" w:eastAsia="Avenir Next"/>
-                <w:color w:val="1A1A1A"/>
-                <w:sz w:val="18"/>
+              <w:tab/>
+            </w:r>
+            <w:r>
+              <w:rPr>
+                <w:rFonts w:ascii="Avenir Next" w:hAnsi="Avenir Next" w:cs="Avenir Next" w:eastAsia="Avenir Next"/>
+                <w:color w:val="1A1A1A"/>
+                <w:sz w:val="22"/>
                 <w:szCs w:val="18"/>
               </w:rPr>
-              <w:tab/>
-            </w:r>
-            <w:r>
-              <w:rPr>
-                <w:rFonts w:ascii="Avenir Next" w:hAnsi="Avenir Next" w:cs="Avenir Next" w:eastAsia="Avenir Next"/>
-                <w:color w:val="1A1A1A"/>
-                <w:sz w:val="18"/>
+              <w:t xml:space="preserve">In a counting problem, a decimal answer may need to be </w:t>
+            </w:r>
+            <w:r>
+              <w:rPr>
+                <w:rFonts w:ascii="Avenir Next" w:hAnsi="Avenir Next" w:cs="Avenir Next" w:eastAsia="Avenir Next"/>
+                <w:b/>
+                <w:color w:val="1A1A1A"/>
+                <w:sz w:val="22"/>
                 <w:szCs w:val="18"/>
               </w:rPr>
-              <w:t xml:space="preserve">In a counting problem, a decimal answer may need to be </w:t>
-            </w:r>
-            <w:r>
-              <w:rPr>
-                <w:rFonts w:ascii="Avenir Next" w:hAnsi="Avenir Next" w:cs="Avenir Next" w:eastAsia="Avenir Next"/>
-                <w:b/>
-                <w:color w:val="1A1A1A"/>
-                <w:sz w:val="18"/>
-                <w:szCs w:val="18"/>
-              </w:rPr>
               <w:t xml:space="preserve">rounded up</w:t>
             </w:r>
             <w:r>
               <w:rPr>
                 <w:rFonts w:ascii="Avenir Next" w:hAnsi="Avenir Next" w:cs="Avenir Next" w:eastAsia="Avenir Next"/>
                 <w:color w:val="1A1A1A"/>
-                <w:sz w:val="18"/>
+                <w:sz w:val="22"/>
                 <w:szCs w:val="18"/>
               </w:rPr>
               <w:t xml:space="preserve">.</w:t>
@@ -3011,6 +3018,7 @@
           </w:tcPr>
           <w:p>
             <w:pPr>
+              <w:pStyle w:val="Heading2"/>
               <w:spacing w:before="0" w:after="0" w:line="240" w:lineRule="auto"/>
             </w:pPr>
             <w:r>
@@ -3033,7 +3041,7 @@
               <w:rPr>
                 <w:rFonts w:ascii="Avenir Next" w:hAnsi="Avenir Next" w:cs="Avenir Next" w:eastAsia="Avenir Next"/>
                 <w:color w:val="1A1A1A"/>
-                <w:sz w:val="17"/>
+                <w:sz w:val="22"/>
                 <w:szCs w:val="17"/>
               </w:rPr>
               <w:t xml:space="preserve">A rental costs </w:t>
@@ -3043,7 +3051,7 @@
                 <w:rFonts w:ascii="Avenir Next" w:hAnsi="Avenir Next" w:cs="Avenir Next" w:eastAsia="Avenir Next"/>
                 <w:i/>
                 <w:color w:val="1A1A1A"/>
-                <w:sz w:val="17"/>
+                <w:sz w:val="22"/>
                 <w:szCs w:val="17"/>
               </w:rPr>
               <w:t xml:space="preserve">y</w:t>
@@ -3052,7 +3060,7 @@
               <w:rPr>
                 <w:rFonts w:ascii="Avenir Next" w:hAnsi="Avenir Next" w:cs="Avenir Next" w:eastAsia="Avenir Next"/>
                 <w:color w:val="1A1A1A"/>
-                <w:sz w:val="17"/>
+                <w:sz w:val="22"/>
                 <w:szCs w:val="17"/>
               </w:rPr>
               <w:t xml:space="preserve"> = 4</w:t>
@@ -3062,7 +3070,7 @@
                 <w:rFonts w:ascii="Avenir Next" w:hAnsi="Avenir Next" w:cs="Avenir Next" w:eastAsia="Avenir Next"/>
                 <w:i/>
                 <w:color w:val="1A1A1A"/>
-                <w:sz w:val="17"/>
+                <w:sz w:val="22"/>
                 <w:szCs w:val="17"/>
               </w:rPr>
               <w:t xml:space="preserve">x</w:t>
@@ -3071,7 +3079,7 @@
               <w:rPr>
                 <w:rFonts w:ascii="Avenir Next" w:hAnsi="Avenir Next" w:cs="Avenir Next" w:eastAsia="Avenir Next"/>
                 <w:color w:val="1A1A1A"/>
-                <w:sz w:val="17"/>
+                <w:sz w:val="22"/>
                 <w:szCs w:val="17"/>
               </w:rPr>
               <w:t xml:space="preserve"> + 10 for </w:t>
@@ -3081,7 +3089,7 @@
                 <w:rFonts w:ascii="Avenir Next" w:hAnsi="Avenir Next" w:cs="Avenir Next" w:eastAsia="Avenir Next"/>
                 <w:i/>
                 <w:color w:val="1A1A1A"/>
-                <w:sz w:val="17"/>
+                <w:sz w:val="22"/>
                 <w:szCs w:val="17"/>
               </w:rPr>
               <w:t xml:space="preserve">x</w:t>
@@ -3090,7 +3098,7 @@
               <w:rPr>
                 <w:rFonts w:ascii="Avenir Next" w:hAnsi="Avenir Next" w:cs="Avenir Next" w:eastAsia="Avenir Next"/>
                 <w:color w:val="1A1A1A"/>
-                <w:sz w:val="17"/>
+                <w:sz w:val="22"/>
                 <w:szCs w:val="17"/>
               </w:rPr>
               <w:t xml:space="preserve"> hours. How many hours cost $46?</w:t>
@@ -3109,25 +3117,25 @@
                 <w:rFonts w:ascii="Avenir Next" w:hAnsi="Avenir Next" w:cs="Avenir Next" w:eastAsia="Avenir Next"/>
                 <w:b/>
                 <w:color w:val="003A70"/>
+                <w:sz w:val="22"/>
+                <w:szCs w:val="17"/>
+              </w:rPr>
+              <w:t xml:space="preserve">Step 1</w:t>
+            </w:r>
+            <w:r>
+              <w:rPr>
+                <w:rFonts w:ascii="Avenir Next" w:hAnsi="Avenir Next" w:cs="Avenir Next" w:eastAsia="Avenir Next"/>
+                <w:color w:val="1A1A1A"/>
                 <w:sz w:val="17"/>
                 <w:szCs w:val="17"/>
               </w:rPr>
-              <w:t xml:space="preserve">Step 1</w:t>
-            </w:r>
-            <w:r>
-              <w:rPr>
-                <w:rFonts w:ascii="Avenir Next" w:hAnsi="Avenir Next" w:cs="Avenir Next" w:eastAsia="Avenir Next"/>
-                <w:color w:val="1A1A1A"/>
-                <w:sz w:val="17"/>
-                <w:szCs w:val="17"/>
-              </w:rPr>
               <w:tab/>
             </w:r>
             <w:r>
               <w:rPr>
                 <w:rFonts w:ascii="Avenir Next" w:hAnsi="Avenir Next" w:cs="Avenir Next" w:eastAsia="Avenir Next"/>
                 <w:color w:val="1A1A1A"/>
-                <w:sz w:val="17"/>
+                <w:sz w:val="22"/>
                 <w:szCs w:val="17"/>
               </w:rPr>
               <w:t xml:space="preserve">Subtract 10: 46 − 10 = 36</w:t>
@@ -3146,25 +3154,25 @@
                 <w:rFonts w:ascii="Avenir Next" w:hAnsi="Avenir Next" w:cs="Avenir Next" w:eastAsia="Avenir Next"/>
                 <w:b/>
                 <w:color w:val="003A70"/>
+                <w:sz w:val="22"/>
+                <w:szCs w:val="17"/>
+              </w:rPr>
+              <w:t xml:space="preserve">Step 2</w:t>
+            </w:r>
+            <w:r>
+              <w:rPr>
+                <w:rFonts w:ascii="Avenir Next" w:hAnsi="Avenir Next" w:cs="Avenir Next" w:eastAsia="Avenir Next"/>
+                <w:color w:val="1A1A1A"/>
                 <w:sz w:val="17"/>
                 <w:szCs w:val="17"/>
               </w:rPr>
-              <w:t xml:space="preserve">Step 2</w:t>
-            </w:r>
-            <w:r>
-              <w:rPr>
-                <w:rFonts w:ascii="Avenir Next" w:hAnsi="Avenir Next" w:cs="Avenir Next" w:eastAsia="Avenir Next"/>
-                <w:color w:val="1A1A1A"/>
-                <w:sz w:val="17"/>
-                <w:szCs w:val="17"/>
-              </w:rPr>
               <w:tab/>
             </w:r>
             <w:r>
               <w:rPr>
                 <w:rFonts w:ascii="Avenir Next" w:hAnsi="Avenir Next" w:cs="Avenir Next" w:eastAsia="Avenir Next"/>
                 <w:color w:val="1A1A1A"/>
-                <w:sz w:val="17"/>
+                <w:sz w:val="22"/>
                 <w:szCs w:val="17"/>
               </w:rPr>
               <w:t xml:space="preserve">Divide by 4: 36 ÷ 4 = 9</w:t>
@@ -3183,18 +3191,18 @@
                 <w:rFonts w:ascii="Avenir Next" w:hAnsi="Avenir Next" w:cs="Avenir Next" w:eastAsia="Avenir Next"/>
                 <w:b/>
                 <w:color w:val="1A1A1A"/>
+                <w:sz w:val="22"/>
+                <w:szCs w:val="17"/>
+              </w:rPr>
+              <w:t xml:space="preserve">Answer</w:t>
+            </w:r>
+            <w:r>
+              <w:rPr>
+                <w:rFonts w:ascii="Avenir Next" w:hAnsi="Avenir Next" w:cs="Avenir Next" w:eastAsia="Avenir Next"/>
+                <w:color w:val="1A1A1A"/>
                 <w:sz w:val="17"/>
                 <w:szCs w:val="17"/>
               </w:rPr>
-              <w:t xml:space="preserve">Answer</w:t>
-            </w:r>
-            <w:r>
-              <w:rPr>
-                <w:rFonts w:ascii="Avenir Next" w:hAnsi="Avenir Next" w:cs="Avenir Next" w:eastAsia="Avenir Next"/>
-                <w:color w:val="1A1A1A"/>
-                <w:sz w:val="17"/>
-                <w:szCs w:val="17"/>
-              </w:rPr>
               <w:tab/>
             </w:r>
             <w:r>
@@ -3202,7 +3210,7 @@
                 <w:rFonts w:ascii="Avenir Next" w:hAnsi="Avenir Next" w:cs="Avenir Next" w:eastAsia="Avenir Next"/>
                 <w:b/>
                 <w:color w:val="1A1A1A"/>
-                <w:sz w:val="17"/>
+                <w:sz w:val="22"/>
                 <w:szCs w:val="17"/>
               </w:rPr>
               <w:t xml:space="preserve">9 hours</w:t>
@@ -3213,6 +3221,7 @@
     </w:tbl>
     <w:p>
       <w:pPr>
+        <w:pStyle w:val="Heading2"/>
         <w:keepNext/>
         <w:pBdr>
           <w:bottom w:val="single" w:sz="8" w:space="3" w:color="003A70"/>
@@ -3228,7 +3237,7 @@
           <w:b/>
           <w:color w:val="003A70"/>
           <w:spacing w:val="14"/>
-          <w:sz w:val="19"/>
+          <w:sz w:val="22"/>
           <w:szCs w:val="19"/>
         </w:rPr>
         <w:t xml:space="preserve">PRACTICE</w:t>
@@ -3247,7 +3256,7 @@
           <w:rFonts w:ascii="Avenir Next" w:hAnsi="Avenir Next" w:cs="Avenir Next" w:eastAsia="Avenir Next"/>
           <w:i/>
           <w:color w:val="5A5F66"/>
-          <w:sz w:val="17"/>
+          <w:sz w:val="22"/>
           <w:szCs w:val="17"/>
         </w:rPr>
         <w:t xml:space="preserve">show your work · label units</w:t>
@@ -3267,25 +3276,25 @@
           <w:rFonts w:ascii="Avenir Next" w:hAnsi="Avenir Next" w:cs="Avenir Next" w:eastAsia="Avenir Next"/>
           <w:b/>
           <w:color w:val="1A1A1A"/>
+          <w:sz w:val="22"/>
+          <w:szCs w:val="20"/>
+        </w:rPr>
+        <w:t xml:space="preserve">1.</w:t>
+      </w:r>
+      <w:r>
+        <w:rPr>
+          <w:rFonts w:ascii="Avenir Next" w:hAnsi="Avenir Next" w:cs="Avenir Next" w:eastAsia="Avenir Next"/>
+          <w:color w:val="1A1A1A"/>
           <w:sz w:val="20"/>
           <w:szCs w:val="20"/>
         </w:rPr>
-        <w:t xml:space="preserve">1.</w:t>
-      </w:r>
-      <w:r>
-        <w:rPr>
-          <w:rFonts w:ascii="Avenir Next" w:hAnsi="Avenir Next" w:cs="Avenir Next" w:eastAsia="Avenir Next"/>
-          <w:color w:val="1A1A1A"/>
-          <w:sz w:val="20"/>
-          <w:szCs w:val="20"/>
-        </w:rPr>
         <w:tab/>
       </w:r>
       <w:r>
         <w:rPr>
           <w:rFonts w:ascii="Avenir Next" w:hAnsi="Avenir Next" w:cs="Avenir Next" w:eastAsia="Avenir Next"/>
           <w:color w:val="1A1A1A"/>
-          <w:sz w:val="20"/>
+          <w:sz w:val="22"/>
           <w:szCs w:val="20"/>
         </w:rPr>
         <w:t xml:space="preserve">Solve for </w:t>
@@ -3295,7 +3304,7 @@
           <w:rFonts w:ascii="Avenir Next" w:hAnsi="Avenir Next" w:cs="Avenir Next" w:eastAsia="Avenir Next"/>
           <w:i/>
           <w:color w:val="1A1A1A"/>
-          <w:sz w:val="20"/>
+          <w:sz w:val="22"/>
           <w:szCs w:val="20"/>
         </w:rPr>
         <w:t xml:space="preserve">x</w:t>
@@ -3304,7 +3313,7 @@
         <w:rPr>
           <w:rFonts w:ascii="Avenir Next" w:hAnsi="Avenir Next" w:cs="Avenir Next" w:eastAsia="Avenir Next"/>
           <w:color w:val="1A1A1A"/>
-          <w:sz w:val="20"/>
+          <w:sz w:val="22"/>
           <w:szCs w:val="20"/>
         </w:rPr>
         <w:t xml:space="preserve">.</w:t>
@@ -3359,25 +3368,25 @@
                 <w:rFonts w:ascii="Avenir Next" w:hAnsi="Avenir Next" w:cs="Avenir Next" w:eastAsia="Avenir Next"/>
                 <w:b/>
                 <w:color w:val="003A70"/>
+                <w:sz w:val="22"/>
+                <w:szCs w:val="20"/>
+              </w:rPr>
+              <w:t xml:space="preserve">a.</w:t>
+            </w:r>
+            <w:r>
+              <w:rPr>
+                <w:rFonts w:ascii="Avenir Next" w:hAnsi="Avenir Next" w:cs="Avenir Next" w:eastAsia="Avenir Next"/>
+                <w:color w:val="1A1A1A"/>
                 <w:sz w:val="20"/>
                 <w:szCs w:val="20"/>
               </w:rPr>
-              <w:t xml:space="preserve">a.</w:t>
-            </w:r>
-            <w:r>
-              <w:rPr>
-                <w:rFonts w:ascii="Avenir Next" w:hAnsi="Avenir Next" w:cs="Avenir Next" w:eastAsia="Avenir Next"/>
-                <w:color w:val="1A1A1A"/>
-                <w:sz w:val="20"/>
-                <w:szCs w:val="20"/>
-              </w:rPr>
               <w:tab/>
             </w:r>
             <w:r>
               <w:rPr>
                 <w:rFonts w:ascii="Avenir Next" w:hAnsi="Avenir Next" w:cs="Avenir Next" w:eastAsia="Avenir Next"/>
                 <w:color w:val="1A1A1A"/>
-                <w:sz w:val="20"/>
+                <w:sz w:val="22"/>
                 <w:szCs w:val="20"/>
               </w:rPr>
               <w:t xml:space="preserve">7</w:t>
@@ -3387,7 +3396,7 @@
                 <w:rFonts w:ascii="Avenir Next" w:hAnsi="Avenir Next" w:cs="Avenir Next" w:eastAsia="Avenir Next"/>
                 <w:i/>
                 <w:color w:val="1A1A1A"/>
-                <w:sz w:val="20"/>
+                <w:sz w:val="22"/>
                 <w:szCs w:val="20"/>
               </w:rPr>
               <w:t xml:space="preserve">x</w:t>
@@ -3396,7 +3405,7 @@
               <w:rPr>
                 <w:rFonts w:ascii="Avenir Next" w:hAnsi="Avenir Next" w:cs="Avenir Next" w:eastAsia="Avenir Next"/>
                 <w:color w:val="1A1A1A"/>
-                <w:sz w:val="20"/>
+                <w:sz w:val="22"/>
                 <w:szCs w:val="20"/>
               </w:rPr>
               <w:t xml:space="preserve"> = 63</w:t>
@@ -3440,25 +3449,25 @@
                 <w:rFonts w:ascii="Avenir Next" w:hAnsi="Avenir Next" w:cs="Avenir Next" w:eastAsia="Avenir Next"/>
                 <w:b/>
                 <w:color w:val="003A70"/>
+                <w:sz w:val="22"/>
+                <w:szCs w:val="20"/>
+              </w:rPr>
+              <w:t xml:space="preserve">b.</w:t>
+            </w:r>
+            <w:r>
+              <w:rPr>
+                <w:rFonts w:ascii="Avenir Next" w:hAnsi="Avenir Next" w:cs="Avenir Next" w:eastAsia="Avenir Next"/>
+                <w:color w:val="1A1A1A"/>
                 <w:sz w:val="20"/>
                 <w:szCs w:val="20"/>
               </w:rPr>
-              <w:t xml:space="preserve">b.</w:t>
-            </w:r>
-            <w:r>
-              <w:rPr>
-                <w:rFonts w:ascii="Avenir Next" w:hAnsi="Avenir Next" w:cs="Avenir Next" w:eastAsia="Avenir Next"/>
-                <w:color w:val="1A1A1A"/>
-                <w:sz w:val="20"/>
-                <w:szCs w:val="20"/>
-              </w:rPr>
               <w:tab/>
             </w:r>
             <w:r>
               <w:rPr>
                 <w:rFonts w:ascii="Avenir Next" w:hAnsi="Avenir Next" w:cs="Avenir Next" w:eastAsia="Avenir Next"/>
                 <w:color w:val="1A1A1A"/>
-                <w:sz w:val="20"/>
+                <w:sz w:val="22"/>
                 <w:szCs w:val="20"/>
               </w:rPr>
               <w:t xml:space="preserve">8</w:t>
@@ -3468,7 +3477,7 @@
                 <w:rFonts w:ascii="Avenir Next" w:hAnsi="Avenir Next" w:cs="Avenir Next" w:eastAsia="Avenir Next"/>
                 <w:i/>
                 <w:color w:val="1A1A1A"/>
-                <w:sz w:val="20"/>
+                <w:sz w:val="22"/>
                 <w:szCs w:val="20"/>
               </w:rPr>
               <w:t xml:space="preserve">x</w:t>
@@ -3477,7 +3486,7 @@
               <w:rPr>
                 <w:rFonts w:ascii="Avenir Next" w:hAnsi="Avenir Next" w:cs="Avenir Next" w:eastAsia="Avenir Next"/>
                 <w:color w:val="1A1A1A"/>
-                <w:sz w:val="20"/>
+                <w:sz w:val="22"/>
                 <w:szCs w:val="20"/>
               </w:rPr>
               <w:t xml:space="preserve"> = 104</w:t>
@@ -3527,25 +3536,25 @@
                 <w:rFonts w:ascii="Avenir Next" w:hAnsi="Avenir Next" w:cs="Avenir Next" w:eastAsia="Avenir Next"/>
                 <w:b/>
                 <w:color w:val="003A70"/>
+                <w:sz w:val="22"/>
+                <w:szCs w:val="20"/>
+              </w:rPr>
+              <w:t xml:space="preserve">c.</w:t>
+            </w:r>
+            <w:r>
+              <w:rPr>
+                <w:rFonts w:ascii="Avenir Next" w:hAnsi="Avenir Next" w:cs="Avenir Next" w:eastAsia="Avenir Next"/>
+                <w:color w:val="1A1A1A"/>
                 <w:sz w:val="20"/>
                 <w:szCs w:val="20"/>
               </w:rPr>
-              <w:t xml:space="preserve">c.</w:t>
-            </w:r>
-            <w:r>
-              <w:rPr>
-                <w:rFonts w:ascii="Avenir Next" w:hAnsi="Avenir Next" w:cs="Avenir Next" w:eastAsia="Avenir Next"/>
-                <w:color w:val="1A1A1A"/>
-                <w:sz w:val="20"/>
-                <w:szCs w:val="20"/>
-              </w:rPr>
               <w:tab/>
             </w:r>
             <w:r>
               <w:rPr>
                 <w:rFonts w:ascii="Avenir Next" w:hAnsi="Avenir Next" w:cs="Avenir Next" w:eastAsia="Avenir Next"/>
                 <w:color w:val="1A1A1A"/>
-                <w:sz w:val="20"/>
+                <w:sz w:val="22"/>
                 <w:szCs w:val="20"/>
               </w:rPr>
               <w:t xml:space="preserve">3</w:t>
@@ -3555,7 +3564,7 @@
                 <w:rFonts w:ascii="Avenir Next" w:hAnsi="Avenir Next" w:cs="Avenir Next" w:eastAsia="Avenir Next"/>
                 <w:i/>
                 <w:color w:val="1A1A1A"/>
-                <w:sz w:val="20"/>
+                <w:sz w:val="22"/>
                 <w:szCs w:val="20"/>
               </w:rPr>
               <w:t xml:space="preserve">x</w:t>
@@ -3564,7 +3573,7 @@
               <w:rPr>
                 <w:rFonts w:ascii="Avenir Next" w:hAnsi="Avenir Next" w:cs="Avenir Next" w:eastAsia="Avenir Next"/>
                 <w:color w:val="1A1A1A"/>
-                <w:sz w:val="20"/>
+                <w:sz w:val="22"/>
                 <w:szCs w:val="20"/>
               </w:rPr>
               <w:t xml:space="preserve"> + 5 = 32</w:t>
@@ -3608,25 +3617,25 @@
                 <w:rFonts w:ascii="Avenir Next" w:hAnsi="Avenir Next" w:cs="Avenir Next" w:eastAsia="Avenir Next"/>
                 <w:b/>
                 <w:color w:val="003A70"/>
+                <w:sz w:val="22"/>
+                <w:szCs w:val="20"/>
+              </w:rPr>
+              <w:t xml:space="preserve">d.</w:t>
+            </w:r>
+            <w:r>
+              <w:rPr>
+                <w:rFonts w:ascii="Avenir Next" w:hAnsi="Avenir Next" w:cs="Avenir Next" w:eastAsia="Avenir Next"/>
+                <w:color w:val="1A1A1A"/>
                 <w:sz w:val="20"/>
                 <w:szCs w:val="20"/>
               </w:rPr>
-              <w:t xml:space="preserve">d.</w:t>
-            </w:r>
-            <w:r>
-              <w:rPr>
-                <w:rFonts w:ascii="Avenir Next" w:hAnsi="Avenir Next" w:cs="Avenir Next" w:eastAsia="Avenir Next"/>
-                <w:color w:val="1A1A1A"/>
-                <w:sz w:val="20"/>
-                <w:szCs w:val="20"/>
-              </w:rPr>
               <w:tab/>
             </w:r>
             <w:r>
               <w:rPr>
                 <w:rFonts w:ascii="Avenir Next" w:hAnsi="Avenir Next" w:cs="Avenir Next" w:eastAsia="Avenir Next"/>
                 <w:color w:val="1A1A1A"/>
-                <w:sz w:val="20"/>
+                <w:sz w:val="22"/>
                 <w:szCs w:val="20"/>
               </w:rPr>
               <w:t xml:space="preserve">6</w:t>
@@ -3636,7 +3645,7 @@
                 <w:rFonts w:ascii="Avenir Next" w:hAnsi="Avenir Next" w:cs="Avenir Next" w:eastAsia="Avenir Next"/>
                 <w:i/>
                 <w:color w:val="1A1A1A"/>
-                <w:sz w:val="20"/>
+                <w:sz w:val="22"/>
                 <w:szCs w:val="20"/>
               </w:rPr>
               <w:t xml:space="preserve">x</w:t>
@@ -3645,7 +3654,7 @@
               <w:rPr>
                 <w:rFonts w:ascii="Avenir Next" w:hAnsi="Avenir Next" w:cs="Avenir Next" w:eastAsia="Avenir Next"/>
                 <w:color w:val="1A1A1A"/>
-                <w:sz w:val="20"/>
+                <w:sz w:val="22"/>
                 <w:szCs w:val="20"/>
               </w:rPr>
               <w:t xml:space="preserve"> + 12 = 60</w:t>
@@ -3692,18 +3701,18 @@
           <w:rFonts w:ascii="Avenir Next" w:hAnsi="Avenir Next" w:cs="Avenir Next" w:eastAsia="Avenir Next"/>
           <w:b/>
           <w:color w:val="1A1A1A"/>
+          <w:sz w:val="22"/>
+          <w:szCs w:val="20"/>
+        </w:rPr>
+        <w:t xml:space="preserve">2.</w:t>
+      </w:r>
+      <w:r>
+        <w:rPr>
+          <w:rFonts w:ascii="Avenir Next" w:hAnsi="Avenir Next" w:cs="Avenir Next" w:eastAsia="Avenir Next"/>
+          <w:color w:val="1A1A1A"/>
           <w:sz w:val="20"/>
           <w:szCs w:val="20"/>
         </w:rPr>
-        <w:t xml:space="preserve">2.</w:t>
-      </w:r>
-      <w:r>
-        <w:rPr>
-          <w:rFonts w:ascii="Avenir Next" w:hAnsi="Avenir Next" w:cs="Avenir Next" w:eastAsia="Avenir Next"/>
-          <w:color w:val="1A1A1A"/>
-          <w:sz w:val="20"/>
-          <w:szCs w:val="20"/>
-        </w:rPr>
         <w:tab/>
       </w:r>
       <w:r>
@@ -3711,7 +3720,7 @@
           <w:rFonts w:ascii="Avenir Next" w:hAnsi="Avenir Next" w:cs="Avenir Next" w:eastAsia="Avenir Next"/>
           <w:b/>
           <w:color w:val="1A1A1A"/>
-          <w:sz w:val="20"/>
+          <w:sz w:val="22"/>
           <w:szCs w:val="20"/>
         </w:rPr>
         <w:t xml:space="preserve">Trip Fund.  </w:t>
@@ -3720,7 +3729,7 @@
         <w:rPr>
           <w:rFonts w:ascii="Avenir Next" w:hAnsi="Avenir Next" w:cs="Avenir Next" w:eastAsia="Avenir Next"/>
           <w:color w:val="1A1A1A"/>
-          <w:sz w:val="20"/>
+          <w:sz w:val="22"/>
           <w:szCs w:val="20"/>
         </w:rPr>
         <w:t xml:space="preserve">A class has $45 and earns $15 a week: </w:t>
@@ -3730,7 +3739,7 @@
           <w:rFonts w:ascii="Avenir Next" w:hAnsi="Avenir Next" w:cs="Avenir Next" w:eastAsia="Avenir Next"/>
           <w:i/>
           <w:color w:val="1A1A1A"/>
-          <w:sz w:val="20"/>
+          <w:sz w:val="22"/>
           <w:szCs w:val="20"/>
         </w:rPr>
         <w:t xml:space="preserve">y</w:t>
@@ -3739,7 +3748,7 @@
         <w:rPr>
           <w:rFonts w:ascii="Avenir Next" w:hAnsi="Avenir Next" w:cs="Avenir Next" w:eastAsia="Avenir Next"/>
           <w:color w:val="1A1A1A"/>
-          <w:sz w:val="20"/>
+          <w:sz w:val="22"/>
           <w:szCs w:val="20"/>
         </w:rPr>
         <w:t xml:space="preserve"> = 15</w:t>
@@ -3749,7 +3758,7 @@
           <w:rFonts w:ascii="Avenir Next" w:hAnsi="Avenir Next" w:cs="Avenir Next" w:eastAsia="Avenir Next"/>
           <w:i/>
           <w:color w:val="1A1A1A"/>
-          <w:sz w:val="20"/>
+          <w:sz w:val="22"/>
           <w:szCs w:val="20"/>
         </w:rPr>
         <w:t xml:space="preserve">x</w:t>
@@ -3758,7 +3767,7 @@
         <w:rPr>
           <w:rFonts w:ascii="Avenir Next" w:hAnsi="Avenir Next" w:cs="Avenir Next" w:eastAsia="Avenir Next"/>
           <w:color w:val="1A1A1A"/>
-          <w:sz w:val="20"/>
+          <w:sz w:val="22"/>
           <w:szCs w:val="20"/>
         </w:rPr>
         <w:t xml:space="preserve"> + 45. How many weeks until it has $210?</w:t>
@@ -3777,25 +3786,25 @@
           <w:rFonts w:ascii="Avenir Next" w:hAnsi="Avenir Next" w:cs="Avenir Next" w:eastAsia="Avenir Next"/>
           <w:b/>
           <w:color w:val="1A1A1A"/>
+          <w:sz w:val="22"/>
+          <w:szCs w:val="18"/>
+        </w:rPr>
+        <w:t xml:space="preserve">Answer</w:t>
+      </w:r>
+      <w:r>
+        <w:rPr>
+          <w:rFonts w:ascii="Avenir Next" w:hAnsi="Avenir Next" w:cs="Avenir Next" w:eastAsia="Avenir Next"/>
+          <w:color w:val="1A1A1A"/>
           <w:sz w:val="18"/>
           <w:szCs w:val="18"/>
         </w:rPr>
-        <w:t xml:space="preserve">Answer</w:t>
-      </w:r>
-      <w:r>
-        <w:rPr>
-          <w:rFonts w:ascii="Avenir Next" w:hAnsi="Avenir Next" w:cs="Avenir Next" w:eastAsia="Avenir Next"/>
-          <w:color w:val="1A1A1A"/>
-          <w:sz w:val="18"/>
-          <w:szCs w:val="18"/>
-        </w:rPr>
         <w:tab/>
       </w:r>
       <w:r>
         <w:rPr>
           <w:rFonts w:ascii="Avenir Next" w:hAnsi="Avenir Next" w:cs="Avenir Next" w:eastAsia="Avenir Next"/>
           <w:color w:val="1A1A1A"/>
-          <w:sz w:val="18"/>
+          <w:sz w:val="22"/>
           <w:szCs w:val="18"/>
         </w:rPr>
         <w:t xml:space="preserve">  weeks</w:t>
@@ -3820,18 +3829,18 @@
           <w:rFonts w:ascii="Avenir Next" w:hAnsi="Avenir Next" w:cs="Avenir Next" w:eastAsia="Avenir Next"/>
           <w:b/>
           <w:color w:val="1A1A1A"/>
+          <w:sz w:val="22"/>
+          <w:szCs w:val="20"/>
+        </w:rPr>
+        <w:t xml:space="preserve">3.</w:t>
+      </w:r>
+      <w:r>
+        <w:rPr>
+          <w:rFonts w:ascii="Avenir Next" w:hAnsi="Avenir Next" w:cs="Avenir Next" w:eastAsia="Avenir Next"/>
+          <w:color w:val="1A1A1A"/>
           <w:sz w:val="20"/>
           <w:szCs w:val="20"/>
         </w:rPr>
-        <w:t xml:space="preserve">3.</w:t>
-      </w:r>
-      <w:r>
-        <w:rPr>
-          <w:rFonts w:ascii="Avenir Next" w:hAnsi="Avenir Next" w:cs="Avenir Next" w:eastAsia="Avenir Next"/>
-          <w:color w:val="1A1A1A"/>
-          <w:sz w:val="20"/>
-          <w:szCs w:val="20"/>
-        </w:rPr>
         <w:tab/>
       </w:r>
       <w:r>
@@ -3839,7 +3848,7 @@
           <w:rFonts w:ascii="Avenir Next" w:hAnsi="Avenir Next" w:cs="Avenir Next" w:eastAsia="Avenir Next"/>
           <w:b/>
           <w:color w:val="1A1A1A"/>
-          <w:sz w:val="20"/>
+          <w:sz w:val="22"/>
           <w:szCs w:val="20"/>
         </w:rPr>
         <w:t xml:space="preserve">Gift Fund.  </w:t>
@@ -3848,7 +3857,7 @@
         <w:rPr>
           <w:rFonts w:ascii="Avenir Next" w:hAnsi="Avenir Next" w:cs="Avenir Next" w:eastAsia="Avenir Next"/>
           <w:color w:val="1A1A1A"/>
-          <w:sz w:val="20"/>
+          <w:sz w:val="22"/>
           <w:szCs w:val="20"/>
         </w:rPr>
         <w:t xml:space="preserve">A club has $30 in its gift fund. Members add $12 each week, so </w:t>
@@ -3858,7 +3867,7 @@
           <w:rFonts w:ascii="Avenir Next" w:hAnsi="Avenir Next" w:cs="Avenir Next" w:eastAsia="Avenir Next"/>
           <w:i/>
           <w:color w:val="1A1A1A"/>
-          <w:sz w:val="20"/>
+          <w:sz w:val="22"/>
           <w:szCs w:val="20"/>
         </w:rPr>
         <w:t xml:space="preserve">y</w:t>
@@ -3867,7 +3876,7 @@
         <w:rPr>
           <w:rFonts w:ascii="Avenir Next" w:hAnsi="Avenir Next" w:cs="Avenir Next" w:eastAsia="Avenir Next"/>
           <w:color w:val="1A1A1A"/>
-          <w:sz w:val="20"/>
+          <w:sz w:val="22"/>
           <w:szCs w:val="20"/>
         </w:rPr>
         <w:t xml:space="preserve"> = 12</w:t>
@@ -3877,7 +3886,7 @@
           <w:rFonts w:ascii="Avenir Next" w:hAnsi="Avenir Next" w:cs="Avenir Next" w:eastAsia="Avenir Next"/>
           <w:i/>
           <w:color w:val="1A1A1A"/>
-          <w:sz w:val="20"/>
+          <w:sz w:val="22"/>
           <w:szCs w:val="20"/>
         </w:rPr>
         <w:t xml:space="preserve">x</w:t>
@@ -3886,7 +3895,7 @@
         <w:rPr>
           <w:rFonts w:ascii="Avenir Next" w:hAnsi="Avenir Next" w:cs="Avenir Next" w:eastAsia="Avenir Next"/>
           <w:color w:val="1A1A1A"/>
-          <w:sz w:val="20"/>
+          <w:sz w:val="22"/>
           <w:szCs w:val="20"/>
         </w:rPr>
         <w:t xml:space="preserve"> + 30. How many weeks until the fund has $150?</w:t>
@@ -3905,25 +3914,25 @@
           <w:rFonts w:ascii="Avenir Next" w:hAnsi="Avenir Next" w:cs="Avenir Next" w:eastAsia="Avenir Next"/>
           <w:b/>
           <w:color w:val="1A1A1A"/>
+          <w:sz w:val="22"/>
+          <w:szCs w:val="18"/>
+        </w:rPr>
+        <w:t xml:space="preserve">Answer</w:t>
+      </w:r>
+      <w:r>
+        <w:rPr>
+          <w:rFonts w:ascii="Avenir Next" w:hAnsi="Avenir Next" w:cs="Avenir Next" w:eastAsia="Avenir Next"/>
+          <w:color w:val="1A1A1A"/>
           <w:sz w:val="18"/>
           <w:szCs w:val="18"/>
         </w:rPr>
-        <w:t xml:space="preserve">Answer</w:t>
-      </w:r>
-      <w:r>
-        <w:rPr>
-          <w:rFonts w:ascii="Avenir Next" w:hAnsi="Avenir Next" w:cs="Avenir Next" w:eastAsia="Avenir Next"/>
-          <w:color w:val="1A1A1A"/>
-          <w:sz w:val="18"/>
-          <w:szCs w:val="18"/>
-        </w:rPr>
         <w:tab/>
       </w:r>
       <w:r>
         <w:rPr>
           <w:rFonts w:ascii="Avenir Next" w:hAnsi="Avenir Next" w:cs="Avenir Next" w:eastAsia="Avenir Next"/>
           <w:color w:val="1A1A1A"/>
-          <w:sz w:val="18"/>
+          <w:sz w:val="22"/>
           <w:szCs w:val="18"/>
         </w:rPr>
         <w:t xml:space="preserve">  weeks</w:t>
@@ -3987,18 +3996,18 @@
                 <w:rFonts w:ascii="Avenir Next" w:hAnsi="Avenir Next" w:cs="Avenir Next" w:eastAsia="Avenir Next"/>
                 <w:b/>
                 <w:color w:val="1A1A1A"/>
+                <w:sz w:val="22"/>
+                <w:szCs w:val="20"/>
+              </w:rPr>
+              <w:t xml:space="preserve">4.</w:t>
+            </w:r>
+            <w:r>
+              <w:rPr>
+                <w:rFonts w:ascii="Avenir Next" w:hAnsi="Avenir Next" w:cs="Avenir Next" w:eastAsia="Avenir Next"/>
+                <w:color w:val="1A1A1A"/>
                 <w:sz w:val="20"/>
                 <w:szCs w:val="20"/>
               </w:rPr>
-              <w:t xml:space="preserve">4.</w:t>
-            </w:r>
-            <w:r>
-              <w:rPr>
-                <w:rFonts w:ascii="Avenir Next" w:hAnsi="Avenir Next" w:cs="Avenir Next" w:eastAsia="Avenir Next"/>
-                <w:color w:val="1A1A1A"/>
-                <w:sz w:val="20"/>
-                <w:szCs w:val="20"/>
-              </w:rPr>
               <w:tab/>
             </w:r>
             <w:r>
@@ -4006,7 +4015,7 @@
                 <w:rFonts w:ascii="Avenir Next" w:hAnsi="Avenir Next" w:cs="Avenir Next" w:eastAsia="Avenir Next"/>
                 <w:b/>
                 <w:color w:val="1A1A1A"/>
-                <w:sz w:val="20"/>
+                <w:sz w:val="22"/>
                 <w:szCs w:val="20"/>
               </w:rPr>
               <w:t xml:space="preserve">Plant Growth.  </w:t>
@@ -4015,7 +4024,7 @@
               <w:rPr>
                 <w:rFonts w:ascii="Avenir Next" w:hAnsi="Avenir Next" w:cs="Avenir Next" w:eastAsia="Avenir Next"/>
                 <w:color w:val="1A1A1A"/>
-                <w:sz w:val="20"/>
+                <w:sz w:val="22"/>
                 <w:szCs w:val="20"/>
               </w:rPr>
               <w:t xml:space="preserve">A plant is 6 cm tall and grows 3 cm a week: </w:t>
@@ -4025,7 +4034,7 @@
                 <w:rFonts w:ascii="Avenir Next" w:hAnsi="Avenir Next" w:cs="Avenir Next" w:eastAsia="Avenir Next"/>
                 <w:i/>
                 <w:color w:val="1A1A1A"/>
-                <w:sz w:val="20"/>
+                <w:sz w:val="22"/>
                 <w:szCs w:val="20"/>
               </w:rPr>
               <w:t xml:space="preserve">h</w:t>
@@ -4034,7 +4043,7 @@
               <w:rPr>
                 <w:rFonts w:ascii="Avenir Next" w:hAnsi="Avenir Next" w:cs="Avenir Next" w:eastAsia="Avenir Next"/>
                 <w:color w:val="1A1A1A"/>
-                <w:sz w:val="20"/>
+                <w:sz w:val="22"/>
                 <w:szCs w:val="20"/>
               </w:rPr>
               <w:t xml:space="preserve"> = 3</w:t>
@@ -4044,7 +4053,7 @@
                 <w:rFonts w:ascii="Avenir Next" w:hAnsi="Avenir Next" w:cs="Avenir Next" w:eastAsia="Avenir Next"/>
                 <w:i/>
                 <w:color w:val="1A1A1A"/>
-                <w:sz w:val="20"/>
+                <w:sz w:val="22"/>
                 <w:szCs w:val="20"/>
               </w:rPr>
               <w:t xml:space="preserve">w</w:t>
@@ -4053,7 +4062,7 @@
               <w:rPr>
                 <w:rFonts w:ascii="Avenir Next" w:hAnsi="Avenir Next" w:cs="Avenir Next" w:eastAsia="Avenir Next"/>
                 <w:color w:val="1A1A1A"/>
-                <w:sz w:val="20"/>
+                <w:sz w:val="22"/>
                 <w:szCs w:val="20"/>
               </w:rPr>
               <w:t xml:space="preserve"> + 6.</w:t>
@@ -4073,25 +4082,25 @@
                 <w:rFonts w:ascii="Avenir Next" w:hAnsi="Avenir Next" w:cs="Avenir Next" w:eastAsia="Avenir Next"/>
                 <w:b/>
                 <w:color w:val="003A70"/>
+                <w:sz w:val="22"/>
+                <w:szCs w:val="20"/>
+              </w:rPr>
+              <w:t xml:space="preserve">a.</w:t>
+            </w:r>
+            <w:r>
+              <w:rPr>
+                <w:rFonts w:ascii="Avenir Next" w:hAnsi="Avenir Next" w:cs="Avenir Next" w:eastAsia="Avenir Next"/>
+                <w:color w:val="1A1A1A"/>
                 <w:sz w:val="20"/>
                 <w:szCs w:val="20"/>
               </w:rPr>
-              <w:t xml:space="preserve">a.</w:t>
-            </w:r>
-            <w:r>
-              <w:rPr>
-                <w:rFonts w:ascii="Avenir Next" w:hAnsi="Avenir Next" w:cs="Avenir Next" w:eastAsia="Avenir Next"/>
-                <w:color w:val="1A1A1A"/>
-                <w:sz w:val="20"/>
-                <w:szCs w:val="20"/>
-              </w:rPr>
               <w:tab/>
             </w:r>
             <w:r>
               <w:rPr>
                 <w:rFonts w:ascii="Avenir Next" w:hAnsi="Avenir Next" w:cs="Avenir Next" w:eastAsia="Avenir Next"/>
                 <w:color w:val="1A1A1A"/>
-                <w:sz w:val="20"/>
+                <w:sz w:val="22"/>
                 <w:szCs w:val="20"/>
               </w:rPr>
               <w:t xml:space="preserve">Use the graph. When is it 18 cm?</w:t>
@@ -4130,25 +4139,25 @@
                 <w:rFonts w:ascii="Avenir Next" w:hAnsi="Avenir Next" w:cs="Avenir Next" w:eastAsia="Avenir Next"/>
                 <w:b/>
                 <w:color w:val="003A70"/>
+                <w:sz w:val="22"/>
+                <w:szCs w:val="20"/>
+              </w:rPr>
+              <w:t xml:space="preserve">b.</w:t>
+            </w:r>
+            <w:r>
+              <w:rPr>
+                <w:rFonts w:ascii="Avenir Next" w:hAnsi="Avenir Next" w:cs="Avenir Next" w:eastAsia="Avenir Next"/>
+                <w:color w:val="1A1A1A"/>
                 <w:sz w:val="20"/>
                 <w:szCs w:val="20"/>
               </w:rPr>
-              <w:t xml:space="preserve">b.</w:t>
-            </w:r>
-            <w:r>
-              <w:rPr>
-                <w:rFonts w:ascii="Avenir Next" w:hAnsi="Avenir Next" w:cs="Avenir Next" w:eastAsia="Avenir Next"/>
-                <w:color w:val="1A1A1A"/>
-                <w:sz w:val="20"/>
-                <w:szCs w:val="20"/>
-              </w:rPr>
               <w:tab/>
             </w:r>
             <w:r>
               <w:rPr>
                 <w:rFonts w:ascii="Avenir Next" w:hAnsi="Avenir Next" w:cs="Avenir Next" w:eastAsia="Avenir Next"/>
                 <w:color w:val="1A1A1A"/>
-                <w:sz w:val="20"/>
+                <w:sz w:val="22"/>
                 <w:szCs w:val="20"/>
               </w:rPr>
               <w:t xml:space="preserve">Use the equation. When is it 33 cm?</w:t>
@@ -4191,7 +4200,7 @@
               <w:drawing>
                 <wp:inline distT="0" distB="0" distL="0" distR="0">
                   <wp:extent cx="1188720" cy="1427135"/>
-                  <wp:docPr id="2" name="Figure 2"/>
+                  <wp:docPr id="2" name="Figure 2" descr="Coordinate grid. Horizontal axis Weeks: 0 to 8, ticks every 1. Vertical axis Height (cm): 0 to 30, ticks every 3. Points: x: 0; y: 6, x: 2; y: 12, x: 4; y: 18, x: 6; y: 24, x: 8; y: 30. Line: True."/>
                   <a:graphic xmlns:a="http://schemas.openxmlformats.org/drawingml/2006/main">
                     <a:graphicData uri="http://schemas.openxmlformats.org/drawingml/2006/picture">
                       <pic:pic xmlns:pic="http://schemas.openxmlformats.org/drawingml/2006/picture">
@@ -4243,18 +4252,18 @@
           <w:rFonts w:ascii="Avenir Next" w:hAnsi="Avenir Next" w:cs="Avenir Next" w:eastAsia="Avenir Next"/>
           <w:b/>
           <w:color w:val="1A1A1A"/>
+          <w:sz w:val="22"/>
+          <w:szCs w:val="20"/>
+        </w:rPr>
+        <w:t xml:space="preserve">5.</w:t>
+      </w:r>
+      <w:r>
+        <w:rPr>
+          <w:rFonts w:ascii="Avenir Next" w:hAnsi="Avenir Next" w:cs="Avenir Next" w:eastAsia="Avenir Next"/>
+          <w:color w:val="1A1A1A"/>
           <w:sz w:val="20"/>
           <w:szCs w:val="20"/>
         </w:rPr>
-        <w:t xml:space="preserve">5.</w:t>
-      </w:r>
-      <w:r>
-        <w:rPr>
-          <w:rFonts w:ascii="Avenir Next" w:hAnsi="Avenir Next" w:cs="Avenir Next" w:eastAsia="Avenir Next"/>
-          <w:color w:val="1A1A1A"/>
-          <w:sz w:val="20"/>
-          <w:szCs w:val="20"/>
-        </w:rPr>
         <w:tab/>
       </w:r>
       <w:r>
@@ -4262,7 +4271,7 @@
           <w:rFonts w:ascii="Avenir Next" w:hAnsi="Avenir Next" w:cs="Avenir Next" w:eastAsia="Avenir Next"/>
           <w:b/>
           <w:color w:val="1A1A1A"/>
-          <w:sz w:val="20"/>
+          <w:sz w:val="22"/>
           <w:szCs w:val="20"/>
         </w:rPr>
         <w:t xml:space="preserve">Round Up.  </w:t>
@@ -4271,7 +4280,7 @@
         <w:rPr>
           <w:rFonts w:ascii="Avenir Next" w:hAnsi="Avenir Next" w:cs="Avenir Next" w:eastAsia="Avenir Next"/>
           <w:color w:val="1A1A1A"/>
-          <w:sz w:val="20"/>
+          <w:sz w:val="22"/>
           <w:szCs w:val="20"/>
         </w:rPr>
         <w:t xml:space="preserve">A box holds 12 cookies. Ana needs 150 cookies, so she says 12.5 boxes. How many boxes should she buy? Explain.</w:t>
@@ -4350,6 +4359,7 @@
     </w:p>
     <w:p>
       <w:pPr>
+        <w:pStyle w:val="Heading2"/>
         <w:keepNext/>
         <w:pBdr>
           <w:bottom w:val="single" w:sz="8" w:space="3" w:color="003A70"/>
@@ -4365,7 +4375,7 @@
           <w:b/>
           <w:color w:val="003A70"/>
           <w:spacing w:val="14"/>
-          <w:sz w:val="19"/>
+          <w:sz w:val="22"/>
           <w:szCs w:val="19"/>
         </w:rPr>
         <w:t xml:space="preserve">TEST PRACTICE</w:t>
@@ -4384,7 +4394,7 @@
           <w:rFonts w:ascii="Avenir Next" w:hAnsi="Avenir Next" w:cs="Avenir Next" w:eastAsia="Avenir Next"/>
           <w:i/>
           <w:color w:val="5A5F66"/>
-          <w:sz w:val="17"/>
+          <w:sz w:val="22"/>
           <w:szCs w:val="17"/>
         </w:rPr>
         <w:t xml:space="preserve">choose the best answer</w:t>
@@ -4404,25 +4414,25 @@
           <w:rFonts w:ascii="Avenir Next" w:hAnsi="Avenir Next" w:cs="Avenir Next" w:eastAsia="Avenir Next"/>
           <w:b/>
           <w:color w:val="1A1A1A"/>
+          <w:sz w:val="22"/>
+          <w:szCs w:val="20"/>
+        </w:rPr>
+        <w:t xml:space="preserve">6.</w:t>
+      </w:r>
+      <w:r>
+        <w:rPr>
+          <w:rFonts w:ascii="Avenir Next" w:hAnsi="Avenir Next" w:cs="Avenir Next" w:eastAsia="Avenir Next"/>
+          <w:color w:val="1A1A1A"/>
           <w:sz w:val="20"/>
           <w:szCs w:val="20"/>
         </w:rPr>
-        <w:t xml:space="preserve">6.</w:t>
-      </w:r>
-      <w:r>
-        <w:rPr>
-          <w:rFonts w:ascii="Avenir Next" w:hAnsi="Avenir Next" w:cs="Avenir Next" w:eastAsia="Avenir Next"/>
-          <w:color w:val="1A1A1A"/>
-          <w:sz w:val="20"/>
-          <w:szCs w:val="20"/>
-        </w:rPr>
         <w:tab/>
       </w:r>
       <w:r>
         <w:rPr>
           <w:rFonts w:ascii="Avenir Next" w:hAnsi="Avenir Next" w:cs="Avenir Next" w:eastAsia="Avenir Next"/>
           <w:color w:val="1A1A1A"/>
-          <w:sz w:val="20"/>
+          <w:sz w:val="22"/>
           <w:szCs w:val="20"/>
         </w:rPr>
         <w:t xml:space="preserve">A rental costs </w:t>
@@ -4432,7 +4442,7 @@
           <w:rFonts w:ascii="Avenir Next" w:hAnsi="Avenir Next" w:cs="Avenir Next" w:eastAsia="Avenir Next"/>
           <w:i/>
           <w:color w:val="1A1A1A"/>
-          <w:sz w:val="20"/>
+          <w:sz w:val="22"/>
           <w:szCs w:val="20"/>
         </w:rPr>
         <w:t xml:space="preserve">y</w:t>
@@ -4441,7 +4451,7 @@
         <w:rPr>
           <w:rFonts w:ascii="Avenir Next" w:hAnsi="Avenir Next" w:cs="Avenir Next" w:eastAsia="Avenir Next"/>
           <w:color w:val="1A1A1A"/>
-          <w:sz w:val="20"/>
+          <w:sz w:val="22"/>
           <w:szCs w:val="20"/>
         </w:rPr>
         <w:t xml:space="preserve"> = 8</w:t>
@@ -4451,7 +4461,7 @@
           <w:rFonts w:ascii="Avenir Next" w:hAnsi="Avenir Next" w:cs="Avenir Next" w:eastAsia="Avenir Next"/>
           <w:i/>
           <w:color w:val="1A1A1A"/>
-          <w:sz w:val="20"/>
+          <w:sz w:val="22"/>
           <w:szCs w:val="20"/>
         </w:rPr>
         <w:t xml:space="preserve">x</w:t>
@@ -4460,7 +4470,7 @@
         <w:rPr>
           <w:rFonts w:ascii="Avenir Next" w:hAnsi="Avenir Next" w:cs="Avenir Next" w:eastAsia="Avenir Next"/>
           <w:color w:val="1A1A1A"/>
-          <w:sz w:val="20"/>
+          <w:sz w:val="22"/>
           <w:szCs w:val="20"/>
         </w:rPr>
         <w:t xml:space="preserve"> + 12 dollars for </w:t>
@@ -4470,7 +4480,7 @@
           <w:rFonts w:ascii="Avenir Next" w:hAnsi="Avenir Next" w:cs="Avenir Next" w:eastAsia="Avenir Next"/>
           <w:i/>
           <w:color w:val="1A1A1A"/>
-          <w:sz w:val="20"/>
+          <w:sz w:val="22"/>
           <w:szCs w:val="20"/>
         </w:rPr>
         <w:t xml:space="preserve">x</w:t>
@@ -4479,7 +4489,7 @@
         <w:rPr>
           <w:rFonts w:ascii="Avenir Next" w:hAnsi="Avenir Next" w:cs="Avenir Next" w:eastAsia="Avenir Next"/>
           <w:color w:val="1A1A1A"/>
-          <w:sz w:val="20"/>
+          <w:sz w:val="22"/>
           <w:szCs w:val="20"/>
         </w:rPr>
         <w:t xml:space="preserve"> hours. Max has $60. How many hours can he rent?</w:t>
@@ -4535,25 +4545,25 @@
                 <w:rFonts w:ascii="Avenir Next" w:hAnsi="Avenir Next" w:cs="Avenir Next" w:eastAsia="Avenir Next"/>
                 <w:b/>
                 <w:color w:val="003A70"/>
+                <w:sz w:val="22"/>
+                <w:szCs w:val="19"/>
+              </w:rPr>
+              <w:t xml:space="preserve">A</w:t>
+            </w:r>
+            <w:r>
+              <w:rPr>
+                <w:rFonts w:ascii="Avenir Next" w:hAnsi="Avenir Next" w:cs="Avenir Next" w:eastAsia="Avenir Next"/>
+                <w:color w:val="1A1A1A"/>
                 <w:sz w:val="19"/>
                 <w:szCs w:val="19"/>
               </w:rPr>
-              <w:t xml:space="preserve">A</w:t>
-            </w:r>
-            <w:r>
-              <w:rPr>
-                <w:rFonts w:ascii="Avenir Next" w:hAnsi="Avenir Next" w:cs="Avenir Next" w:eastAsia="Avenir Next"/>
-                <w:color w:val="1A1A1A"/>
-                <w:sz w:val="19"/>
-                <w:szCs w:val="19"/>
-              </w:rPr>
               <w:tab/>
             </w:r>
             <w:r>
               <w:rPr>
                 <w:rFonts w:ascii="Avenir Next" w:hAnsi="Avenir Next" w:cs="Avenir Next" w:eastAsia="Avenir Next"/>
                 <w:color w:val="1A1A1A"/>
-                <w:sz w:val="19"/>
+                <w:sz w:val="22"/>
                 <w:szCs w:val="19"/>
               </w:rPr>
               <w:t xml:space="preserve">5 hours</w:t>
@@ -4578,25 +4588,25 @@
                 <w:rFonts w:ascii="Avenir Next" w:hAnsi="Avenir Next" w:cs="Avenir Next" w:eastAsia="Avenir Next"/>
                 <w:b/>
                 <w:color w:val="003A70"/>
+                <w:sz w:val="22"/>
+                <w:szCs w:val="19"/>
+              </w:rPr>
+              <w:t xml:space="preserve">B</w:t>
+            </w:r>
+            <w:r>
+              <w:rPr>
+                <w:rFonts w:ascii="Avenir Next" w:hAnsi="Avenir Next" w:cs="Avenir Next" w:eastAsia="Avenir Next"/>
+                <w:color w:val="1A1A1A"/>
                 <w:sz w:val="19"/>
                 <w:szCs w:val="19"/>
               </w:rPr>
-              <w:t xml:space="preserve">B</w:t>
-            </w:r>
-            <w:r>
-              <w:rPr>
-                <w:rFonts w:ascii="Avenir Next" w:hAnsi="Avenir Next" w:cs="Avenir Next" w:eastAsia="Avenir Next"/>
-                <w:color w:val="1A1A1A"/>
-                <w:sz w:val="19"/>
-                <w:szCs w:val="19"/>
-              </w:rPr>
               <w:tab/>
             </w:r>
             <w:r>
               <w:rPr>
                 <w:rFonts w:ascii="Avenir Next" w:hAnsi="Avenir Next" w:cs="Avenir Next" w:eastAsia="Avenir Next"/>
                 <w:color w:val="1A1A1A"/>
-                <w:sz w:val="19"/>
+                <w:sz w:val="22"/>
                 <w:szCs w:val="19"/>
               </w:rPr>
               <w:t xml:space="preserve">6 hours</w:t>
@@ -4621,25 +4631,25 @@
                 <w:rFonts w:ascii="Avenir Next" w:hAnsi="Avenir Next" w:cs="Avenir Next" w:eastAsia="Avenir Next"/>
                 <w:b/>
                 <w:color w:val="003A70"/>
+                <w:sz w:val="22"/>
+                <w:szCs w:val="19"/>
+              </w:rPr>
+              <w:t xml:space="preserve">C</w:t>
+            </w:r>
+            <w:r>
+              <w:rPr>
+                <w:rFonts w:ascii="Avenir Next" w:hAnsi="Avenir Next" w:cs="Avenir Next" w:eastAsia="Avenir Next"/>
+                <w:color w:val="1A1A1A"/>
                 <w:sz w:val="19"/>
                 <w:szCs w:val="19"/>
               </w:rPr>
-              <w:t xml:space="preserve">C</w:t>
-            </w:r>
-            <w:r>
-              <w:rPr>
-                <w:rFonts w:ascii="Avenir Next" w:hAnsi="Avenir Next" w:cs="Avenir Next" w:eastAsia="Avenir Next"/>
-                <w:color w:val="1A1A1A"/>
-                <w:sz w:val="19"/>
-                <w:szCs w:val="19"/>
-              </w:rPr>
               <w:tab/>
             </w:r>
             <w:r>
               <w:rPr>
                 <w:rFonts w:ascii="Avenir Next" w:hAnsi="Avenir Next" w:cs="Avenir Next" w:eastAsia="Avenir Next"/>
                 <w:color w:val="1A1A1A"/>
-                <w:sz w:val="19"/>
+                <w:sz w:val="22"/>
                 <w:szCs w:val="19"/>
               </w:rPr>
               <w:t xml:space="preserve">7.5 hours</w:t>
@@ -4664,25 +4674,25 @@
                 <w:rFonts w:ascii="Avenir Next" w:hAnsi="Avenir Next" w:cs="Avenir Next" w:eastAsia="Avenir Next"/>
                 <w:b/>
                 <w:color w:val="003A70"/>
+                <w:sz w:val="22"/>
+                <w:szCs w:val="19"/>
+              </w:rPr>
+              <w:t xml:space="preserve">D</w:t>
+            </w:r>
+            <w:r>
+              <w:rPr>
+                <w:rFonts w:ascii="Avenir Next" w:hAnsi="Avenir Next" w:cs="Avenir Next" w:eastAsia="Avenir Next"/>
+                <w:color w:val="1A1A1A"/>
                 <w:sz w:val="19"/>
                 <w:szCs w:val="19"/>
               </w:rPr>
-              <w:t xml:space="preserve">D</w:t>
-            </w:r>
-            <w:r>
-              <w:rPr>
-                <w:rFonts w:ascii="Avenir Next" w:hAnsi="Avenir Next" w:cs="Avenir Next" w:eastAsia="Avenir Next"/>
-                <w:color w:val="1A1A1A"/>
-                <w:sz w:val="19"/>
-                <w:szCs w:val="19"/>
-              </w:rPr>
               <w:tab/>
             </w:r>
             <w:r>
               <w:rPr>
                 <w:rFonts w:ascii="Avenir Next" w:hAnsi="Avenir Next" w:cs="Avenir Next" w:eastAsia="Avenir Next"/>
                 <w:color w:val="1A1A1A"/>
-                <w:sz w:val="19"/>
+                <w:sz w:val="22"/>
                 <w:szCs w:val="19"/>
               </w:rPr>
               <w:t xml:space="preserve">9 hours</w:t>
@@ -4710,25 +4720,25 @@
           <w:rFonts w:ascii="Avenir Next" w:hAnsi="Avenir Next" w:cs="Avenir Next" w:eastAsia="Avenir Next"/>
           <w:b/>
           <w:color w:val="1A1A1A"/>
+          <w:sz w:val="22"/>
+          <w:szCs w:val="20"/>
+        </w:rPr>
+        <w:t xml:space="preserve">7.</w:t>
+      </w:r>
+      <w:r>
+        <w:rPr>
+          <w:rFonts w:ascii="Avenir Next" w:hAnsi="Avenir Next" w:cs="Avenir Next" w:eastAsia="Avenir Next"/>
+          <w:color w:val="1A1A1A"/>
           <w:sz w:val="20"/>
           <w:szCs w:val="20"/>
         </w:rPr>
-        <w:t xml:space="preserve">7.</w:t>
-      </w:r>
-      <w:r>
-        <w:rPr>
-          <w:rFonts w:ascii="Avenir Next" w:hAnsi="Avenir Next" w:cs="Avenir Next" w:eastAsia="Avenir Next"/>
-          <w:color w:val="1A1A1A"/>
-          <w:sz w:val="20"/>
-          <w:szCs w:val="20"/>
-        </w:rPr>
         <w:tab/>
       </w:r>
       <w:r>
         <w:rPr>
           <w:rFonts w:ascii="Avenir Next" w:hAnsi="Avenir Next" w:cs="Avenir Next" w:eastAsia="Avenir Next"/>
           <w:color w:val="1A1A1A"/>
-          <w:sz w:val="20"/>
+          <w:sz w:val="22"/>
           <w:szCs w:val="20"/>
         </w:rPr>
         <w:t xml:space="preserve">Mia solved 5</w:t>
@@ -4738,7 +4748,7 @@
           <w:rFonts w:ascii="Avenir Next" w:hAnsi="Avenir Next" w:cs="Avenir Next" w:eastAsia="Avenir Next"/>
           <w:i/>
           <w:color w:val="1A1A1A"/>
-          <w:sz w:val="20"/>
+          <w:sz w:val="22"/>
           <w:szCs w:val="20"/>
         </w:rPr>
         <w:t xml:space="preserve">x</w:t>
@@ -4747,7 +4757,7 @@
         <w:rPr>
           <w:rFonts w:ascii="Avenir Next" w:hAnsi="Avenir Next" w:cs="Avenir Next" w:eastAsia="Avenir Next"/>
           <w:color w:val="1A1A1A"/>
-          <w:sz w:val="20"/>
+          <w:sz w:val="22"/>
           <w:szCs w:val="20"/>
         </w:rPr>
         <w:t xml:space="preserve"> + 20 = 85 by dividing 85 by 5 first. What is the correct value of </w:t>
@@ -4757,7 +4767,7 @@
           <w:rFonts w:ascii="Avenir Next" w:hAnsi="Avenir Next" w:cs="Avenir Next" w:eastAsia="Avenir Next"/>
           <w:i/>
           <w:color w:val="1A1A1A"/>
-          <w:sz w:val="20"/>
+          <w:sz w:val="22"/>
           <w:szCs w:val="20"/>
         </w:rPr>
         <w:t xml:space="preserve">x</w:t>
@@ -4766,7 +4776,7 @@
         <w:rPr>
           <w:rFonts w:ascii="Avenir Next" w:hAnsi="Avenir Next" w:cs="Avenir Next" w:eastAsia="Avenir Next"/>
           <w:color w:val="1A1A1A"/>
-          <w:sz w:val="20"/>
+          <w:sz w:val="22"/>
           <w:szCs w:val="20"/>
         </w:rPr>
         <w:t xml:space="preserve">?</w:t>
@@ -4822,35 +4832,35 @@
                 <w:rFonts w:ascii="Avenir Next" w:hAnsi="Avenir Next" w:cs="Avenir Next" w:eastAsia="Avenir Next"/>
                 <w:b/>
                 <w:color w:val="003A70"/>
+                <w:sz w:val="22"/>
+                <w:szCs w:val="19"/>
+              </w:rPr>
+              <w:t xml:space="preserve">A</w:t>
+            </w:r>
+            <w:r>
+              <w:rPr>
+                <w:rFonts w:ascii="Avenir Next" w:hAnsi="Avenir Next" w:cs="Avenir Next" w:eastAsia="Avenir Next"/>
+                <w:color w:val="1A1A1A"/>
                 <w:sz w:val="19"/>
                 <w:szCs w:val="19"/>
               </w:rPr>
-              <w:t xml:space="preserve">A</w:t>
-            </w:r>
-            <w:r>
-              <w:rPr>
-                <w:rFonts w:ascii="Avenir Next" w:hAnsi="Avenir Next" w:cs="Avenir Next" w:eastAsia="Avenir Next"/>
-                <w:color w:val="1A1A1A"/>
-                <w:sz w:val="19"/>
+              <w:tab/>
+            </w:r>
+            <w:r>
+              <w:rPr>
+                <w:rFonts w:ascii="Avenir Next" w:hAnsi="Avenir Next" w:cs="Avenir Next" w:eastAsia="Avenir Next"/>
+                <w:i/>
+                <w:color w:val="1A1A1A"/>
+                <w:sz w:val="22"/>
                 <w:szCs w:val="19"/>
               </w:rPr>
-              <w:tab/>
-            </w:r>
-            <w:r>
-              <w:rPr>
-                <w:rFonts w:ascii="Avenir Next" w:hAnsi="Avenir Next" w:cs="Avenir Next" w:eastAsia="Avenir Next"/>
-                <w:i/>
-                <w:color w:val="1A1A1A"/>
-                <w:sz w:val="19"/>
-                <w:szCs w:val="19"/>
-              </w:rPr>
               <w:t xml:space="preserve">x</w:t>
             </w:r>
             <w:r>
               <w:rPr>
                 <w:rFonts w:ascii="Avenir Next" w:hAnsi="Avenir Next" w:cs="Avenir Next" w:eastAsia="Avenir Next"/>
                 <w:color w:val="1A1A1A"/>
-                <w:sz w:val="19"/>
+                <w:sz w:val="22"/>
                 <w:szCs w:val="19"/>
               </w:rPr>
               <w:t xml:space="preserve"> = 17</w:t>
@@ -4875,35 +4885,35 @@
                 <w:rFonts w:ascii="Avenir Next" w:hAnsi="Avenir Next" w:cs="Avenir Next" w:eastAsia="Avenir Next"/>
                 <w:b/>
                 <w:color w:val="003A70"/>
+                <w:sz w:val="22"/>
+                <w:szCs w:val="19"/>
+              </w:rPr>
+              <w:t xml:space="preserve">B</w:t>
+            </w:r>
+            <w:r>
+              <w:rPr>
+                <w:rFonts w:ascii="Avenir Next" w:hAnsi="Avenir Next" w:cs="Avenir Next" w:eastAsia="Avenir Next"/>
+                <w:color w:val="1A1A1A"/>
                 <w:sz w:val="19"/>
                 <w:szCs w:val="19"/>
               </w:rPr>
-              <w:t xml:space="preserve">B</w:t>
-            </w:r>
-            <w:r>
-              <w:rPr>
-                <w:rFonts w:ascii="Avenir Next" w:hAnsi="Avenir Next" w:cs="Avenir Next" w:eastAsia="Avenir Next"/>
-                <w:color w:val="1A1A1A"/>
-                <w:sz w:val="19"/>
+              <w:tab/>
+            </w:r>
+            <w:r>
+              <w:rPr>
+                <w:rFonts w:ascii="Avenir Next" w:hAnsi="Avenir Next" w:cs="Avenir Next" w:eastAsia="Avenir Next"/>
+                <w:i/>
+                <w:color w:val="1A1A1A"/>
+                <w:sz w:val="22"/>
                 <w:szCs w:val="19"/>
               </w:rPr>
-              <w:tab/>
-            </w:r>
-            <w:r>
-              <w:rPr>
-                <w:rFonts w:ascii="Avenir Next" w:hAnsi="Avenir Next" w:cs="Avenir Next" w:eastAsia="Avenir Next"/>
-                <w:i/>
-                <w:color w:val="1A1A1A"/>
-                <w:sz w:val="19"/>
-                <w:szCs w:val="19"/>
-              </w:rPr>
               <w:t xml:space="preserve">x</w:t>
             </w:r>
             <w:r>
               <w:rPr>
                 <w:rFonts w:ascii="Avenir Next" w:hAnsi="Avenir Next" w:cs="Avenir Next" w:eastAsia="Avenir Next"/>
                 <w:color w:val="1A1A1A"/>
-                <w:sz w:val="19"/>
+                <w:sz w:val="22"/>
                 <w:szCs w:val="19"/>
               </w:rPr>
               <w:t xml:space="preserve"> = 21</w:t>
@@ -4928,35 +4938,35 @@
                 <w:rFonts w:ascii="Avenir Next" w:hAnsi="Avenir Next" w:cs="Avenir Next" w:eastAsia="Avenir Next"/>
                 <w:b/>
                 <w:color w:val="003A70"/>
+                <w:sz w:val="22"/>
+                <w:szCs w:val="19"/>
+              </w:rPr>
+              <w:t xml:space="preserve">C</w:t>
+            </w:r>
+            <w:r>
+              <w:rPr>
+                <w:rFonts w:ascii="Avenir Next" w:hAnsi="Avenir Next" w:cs="Avenir Next" w:eastAsia="Avenir Next"/>
+                <w:color w:val="1A1A1A"/>
                 <w:sz w:val="19"/>
                 <w:szCs w:val="19"/>
               </w:rPr>
-              <w:t xml:space="preserve">C</w:t>
-            </w:r>
-            <w:r>
-              <w:rPr>
-                <w:rFonts w:ascii="Avenir Next" w:hAnsi="Avenir Next" w:cs="Avenir Next" w:eastAsia="Avenir Next"/>
-                <w:color w:val="1A1A1A"/>
-                <w:sz w:val="19"/>
+              <w:tab/>
+            </w:r>
+            <w:r>
+              <w:rPr>
+                <w:rFonts w:ascii="Avenir Next" w:hAnsi="Avenir Next" w:cs="Avenir Next" w:eastAsia="Avenir Next"/>
+                <w:i/>
+                <w:color w:val="1A1A1A"/>
+                <w:sz w:val="22"/>
                 <w:szCs w:val="19"/>
               </w:rPr>
-              <w:tab/>
-            </w:r>
-            <w:r>
-              <w:rPr>
-                <w:rFonts w:ascii="Avenir Next" w:hAnsi="Avenir Next" w:cs="Avenir Next" w:eastAsia="Avenir Next"/>
-                <w:i/>
-                <w:color w:val="1A1A1A"/>
-                <w:sz w:val="19"/>
-                <w:szCs w:val="19"/>
-              </w:rPr>
               <w:t xml:space="preserve">x</w:t>
             </w:r>
             <w:r>
               <w:rPr>
                 <w:rFonts w:ascii="Avenir Next" w:hAnsi="Avenir Next" w:cs="Avenir Next" w:eastAsia="Avenir Next"/>
                 <w:color w:val="1A1A1A"/>
-                <w:sz w:val="19"/>
+                <w:sz w:val="22"/>
                 <w:szCs w:val="19"/>
               </w:rPr>
               <w:t xml:space="preserve"> = 13</w:t>
@@ -4981,35 +4991,35 @@
                 <w:rFonts w:ascii="Avenir Next" w:hAnsi="Avenir Next" w:cs="Avenir Next" w:eastAsia="Avenir Next"/>
                 <w:b/>
                 <w:color w:val="003A70"/>
+                <w:sz w:val="22"/>
+                <w:szCs w:val="19"/>
+              </w:rPr>
+              <w:t xml:space="preserve">D</w:t>
+            </w:r>
+            <w:r>
+              <w:rPr>
+                <w:rFonts w:ascii="Avenir Next" w:hAnsi="Avenir Next" w:cs="Avenir Next" w:eastAsia="Avenir Next"/>
+                <w:color w:val="1A1A1A"/>
                 <w:sz w:val="19"/>
                 <w:szCs w:val="19"/>
               </w:rPr>
-              <w:t xml:space="preserve">D</w:t>
-            </w:r>
-            <w:r>
-              <w:rPr>
-                <w:rFonts w:ascii="Avenir Next" w:hAnsi="Avenir Next" w:cs="Avenir Next" w:eastAsia="Avenir Next"/>
-                <w:color w:val="1A1A1A"/>
-                <w:sz w:val="19"/>
+              <w:tab/>
+            </w:r>
+            <w:r>
+              <w:rPr>
+                <w:rFonts w:ascii="Avenir Next" w:hAnsi="Avenir Next" w:cs="Avenir Next" w:eastAsia="Avenir Next"/>
+                <w:i/>
+                <w:color w:val="1A1A1A"/>
+                <w:sz w:val="22"/>
                 <w:szCs w:val="19"/>
               </w:rPr>
-              <w:tab/>
-            </w:r>
-            <w:r>
-              <w:rPr>
-                <w:rFonts w:ascii="Avenir Next" w:hAnsi="Avenir Next" w:cs="Avenir Next" w:eastAsia="Avenir Next"/>
-                <w:i/>
-                <w:color w:val="1A1A1A"/>
-                <w:sz w:val="19"/>
-                <w:szCs w:val="19"/>
-              </w:rPr>
               <w:t xml:space="preserve">x</w:t>
             </w:r>
             <w:r>
               <w:rPr>
                 <w:rFonts w:ascii="Avenir Next" w:hAnsi="Avenir Next" w:cs="Avenir Next" w:eastAsia="Avenir Next"/>
                 <w:color w:val="1A1A1A"/>
-                <w:sz w:val="19"/>
+                <w:sz w:val="22"/>
                 <w:szCs w:val="19"/>
               </w:rPr>
               <w:t xml:space="preserve"> = 65</w:t>
@@ -5067,6 +5077,7 @@
           </w:tcPr>
           <w:p>
             <w:pPr>
+              <w:pStyle w:val="Heading2"/>
               <w:spacing w:before="0" w:after="0" w:line="240" w:lineRule="auto"/>
             </w:pPr>
             <w:r>
@@ -5104,7 +5115,7 @@
               <w:rPr>
                 <w:rFonts w:ascii="Avenir Next" w:hAnsi="Avenir Next" w:cs="Avenir Next" w:eastAsia="Avenir Next"/>
                 <w:color w:val="1A1A1A"/>
-                <w:sz w:val="17"/>
+                <w:sz w:val="22"/>
                 <w:szCs w:val="17"/>
               </w:rPr>
               <w:t xml:space="preserve">  I can do this on my own</w:t>
@@ -5133,7 +5144,7 @@
               <w:rPr>
                 <w:rFonts w:ascii="Avenir Next" w:hAnsi="Avenir Next" w:cs="Avenir Next" w:eastAsia="Avenir Next"/>
                 <w:color w:val="1A1A1A"/>
-                <w:sz w:val="17"/>
+                <w:sz w:val="22"/>
                 <w:szCs w:val="17"/>
               </w:rPr>
               <w:t xml:space="preserve">  I need a little help</w:t>
@@ -5162,7 +5173,7 @@
               <w:rPr>
                 <w:rFonts w:ascii="Avenir Next" w:hAnsi="Avenir Next" w:cs="Avenir Next" w:eastAsia="Avenir Next"/>
                 <w:color w:val="1A1A1A"/>
-                <w:sz w:val="17"/>
+                <w:sz w:val="22"/>
                 <w:szCs w:val="17"/>
               </w:rPr>
               <w:t xml:space="preserve">  I have a question about #</w:t>
@@ -5269,7 +5280,106 @@
               <w:sz w:val="15"/>
               <w:szCs w:val="15"/>
             </w:rPr>
-            <w:t xml:space="preserve">Lesson 9-4  ·  Homework Packet</w:t>
+            <w:t xml:space="preserve">9-4 · Page </w:t>
+          </w:r>
+          <w:r>
+            <w:rPr>
+              <w:rFonts w:ascii="Avenir Next" w:hAnsi="Avenir Next" w:cs="Avenir Next" w:eastAsia="Avenir Next"/>
+              <w:color w:val="5A5F66"/>
+              <w:sz w:val="15"/>
+              <w:szCs w:val="15"/>
+            </w:rPr>
+            <w:fldChar w:fldCharType="begin"/>
+          </w:r>
+          <w:r>
+            <w:rPr>
+              <w:rFonts w:ascii="Avenir Next" w:hAnsi="Avenir Next" w:cs="Avenir Next" w:eastAsia="Avenir Next"/>
+              <w:color w:val="5A5F66"/>
+              <w:sz w:val="15"/>
+              <w:szCs w:val="15"/>
+            </w:rPr>
+            <w:instrText xml:space="preserve"> PAGE </w:instrText>
+          </w:r>
+          <w:r>
+            <w:rPr>
+              <w:rFonts w:ascii="Avenir Next" w:hAnsi="Avenir Next" w:cs="Avenir Next" w:eastAsia="Avenir Next"/>
+              <w:color w:val="5A5F66"/>
+              <w:sz w:val="15"/>
+              <w:szCs w:val="15"/>
+            </w:rPr>
+            <w:fldChar w:fldCharType="separate"/>
+          </w:r>
+          <w:r>
+            <w:rPr>
+              <w:rFonts w:ascii="Avenir Next" w:hAnsi="Avenir Next" w:cs="Avenir Next" w:eastAsia="Avenir Next"/>
+              <w:color w:val="5A5F66"/>
+              <w:sz w:val="15"/>
+              <w:szCs w:val="15"/>
+            </w:rPr>
+            <w:t xml:space="preserve">1</w:t>
+          </w:r>
+          <w:r>
+            <w:rPr>
+              <w:rFonts w:ascii="Avenir Next" w:hAnsi="Avenir Next" w:cs="Avenir Next" w:eastAsia="Avenir Next"/>
+              <w:color w:val="5A5F66"/>
+              <w:sz w:val="15"/>
+              <w:szCs w:val="15"/>
+            </w:rPr>
+            <w:fldChar w:fldCharType="end"/>
+          </w:r>
+          <w:r>
+            <w:rPr>
+              <w:rFonts w:ascii="Avenir Next" w:hAnsi="Avenir Next" w:cs="Avenir Next" w:eastAsia="Avenir Next"/>
+              <w:color w:val="5A5F66"/>
+              <w:sz w:val="15"/>
+              <w:szCs w:val="15"/>
+            </w:rPr>
+            <w:t xml:space="preserve"> of </w:t>
+          </w:r>
+          <w:r>
+            <w:rPr>
+              <w:rFonts w:ascii="Avenir Next" w:hAnsi="Avenir Next" w:cs="Avenir Next" w:eastAsia="Avenir Next"/>
+              <w:color w:val="5A5F66"/>
+              <w:sz w:val="15"/>
+              <w:szCs w:val="15"/>
+            </w:rPr>
+            <w:fldChar w:fldCharType="begin"/>
+          </w:r>
+          <w:r>
+            <w:rPr>
+              <w:rFonts w:ascii="Avenir Next" w:hAnsi="Avenir Next" w:cs="Avenir Next" w:eastAsia="Avenir Next"/>
+              <w:color w:val="5A5F66"/>
+              <w:sz w:val="15"/>
+              <w:szCs w:val="15"/>
+            </w:rPr>
+            <w:instrText xml:space="preserve"> NUMPAGES </w:instrText>
+          </w:r>
+          <w:r>
+            <w:rPr>
+              <w:rFonts w:ascii="Avenir Next" w:hAnsi="Avenir Next" w:cs="Avenir Next" w:eastAsia="Avenir Next"/>
+              <w:color w:val="5A5F66"/>
+              <w:sz w:val="15"/>
+              <w:szCs w:val="15"/>
+            </w:rPr>
+            <w:fldChar w:fldCharType="separate"/>
+          </w:r>
+          <w:r>
+            <w:rPr>
+              <w:rFonts w:ascii="Avenir Next" w:hAnsi="Avenir Next" w:cs="Avenir Next" w:eastAsia="Avenir Next"/>
+              <w:color w:val="5A5F66"/>
+              <w:sz w:val="15"/>
+              <w:szCs w:val="15"/>
+            </w:rPr>
+            <w:t xml:space="preserve">1</w:t>
+          </w:r>
+          <w:r>
+            <w:rPr>
+              <w:rFonts w:ascii="Avenir Next" w:hAnsi="Avenir Next" w:cs="Avenir Next" w:eastAsia="Avenir Next"/>
+              <w:color w:val="5A5F66"/>
+              <w:sz w:val="15"/>
+              <w:szCs w:val="15"/>
+            </w:rPr>
+            <w:fldChar w:fldCharType="end"/>
           </w:r>
         </w:p>
       </w:tc>
@@ -5312,5 +5422,23 @@
       </w:tblCellMar>
     </w:tblPr>
   </w:style>
+  <w:style w:type="paragraph" w:styleId="Heading1">
+    <w:name w:val="heading 1"/>
+    <w:basedOn w:val="Normal"/>
+    <w:pPr>
+      <w:outlineLvl w:val="0"/>
+      <w:keepNext w:val="0"/>
+      <w:keepLines w:val="0"/>
+    </w:pPr>
+  </w:style>
+  <w:style w:type="paragraph" w:styleId="Heading2">
+    <w:name w:val="heading 2"/>
+    <w:basedOn w:val="Normal"/>
+    <w:pPr>
+      <w:outlineLvl w:val="1"/>
+      <w:keepNext w:val="0"/>
+      <w:keepLines w:val="0"/>
+    </w:pPr>
+  </w:style>
 </w:styles>
 </file>